--- a/БКС/Отчеты/БКС лаба2.docx
+++ b/БКС/Отчеты/БКС лаба2.docx
@@ -35,7 +35,25 @@
           <w:bCs/>
           <w:szCs w:val="18"/>
         </w:rPr>
-        <w:t>ФЕДЕРАЛЬНОЕ ГОСУДАРСТВЕННОЕ БЮДЖЕТНОЕ ОБРАЗОВАТЕЛЬНОЕ УЧРЕЖДЕНИЕ ВЫСШЕГО ОБРАЗОВАНИЯ «САНКТ-ПЕТЕРБУРГСКИЙ ГОСУДАРСТВЕННЫЙ УНИВЕРСИТЕТ ТЕЛЕКОММУНИКАЦИЙ ИМ. ПРОФ. М.А. БОНЧ-БРУЕВИЧА» (СПбГУТ)</w:t>
+        <w:t>ФЕДЕРАЛЬНОЕ ГОСУДАРСТВЕННОЕ БЮДЖЕТНОЕ ОБРАЗОВАТЕЛЬНОЕ УЧРЕЖДЕНИЕ ВЫСШЕГО ОБРАЗОВАНИЯ «САНКТ-ПЕТЕРБУРГСКИЙ ГОСУДАРСТВЕННЫЙ УНИВЕРСИТЕТ ТЕЛЕКОММУНИКАЦИЙ ИМ. ПРОФ. М.А. БОНЧ-БРУЕВИЧА» (</w:t>
+      </w:r>
+      <w:proofErr w:type="spellStart"/>
+      <w:r>
+        <w:rPr>
+          <w:rFonts w:ascii="Times New Roman" w:hAnsi="Times New Roman" w:cs="Times New Roman"/>
+          <w:bCs/>
+          <w:szCs w:val="18"/>
+        </w:rPr>
+        <w:t>СПбГУТ</w:t>
+      </w:r>
+      <w:proofErr w:type="spellEnd"/>
+      <w:r>
+        <w:rPr>
+          <w:rFonts w:ascii="Times New Roman" w:hAnsi="Times New Roman" w:cs="Times New Roman"/>
+          <w:bCs/>
+          <w:szCs w:val="18"/>
+        </w:rPr>
+        <w:t>)</w:t>
       </w:r>
     </w:p>
     <w:p>
@@ -257,15 +275,15 @@
         <w:jc w:val="right"/>
         <w:rPr>
           <w:rFonts w:ascii="Times New Roman" w:hAnsi="Times New Roman" w:cs="Times New Roman"/>
-          <w:sz w:val="24"/>
-          <w:szCs w:val="24"/>
-        </w:rPr>
-      </w:pPr>
-      <w:r>
-        <w:rPr>
-          <w:rFonts w:ascii="Times New Roman" w:hAnsi="Times New Roman" w:cs="Times New Roman"/>
-          <w:sz w:val="24"/>
-          <w:szCs w:val="24"/>
+          <w:sz w:val="28"/>
+          <w:szCs w:val="28"/>
+        </w:rPr>
+      </w:pPr>
+      <w:r>
+        <w:rPr>
+          <w:rFonts w:ascii="Times New Roman" w:hAnsi="Times New Roman" w:cs="Times New Roman"/>
+          <w:sz w:val="28"/>
+          <w:szCs w:val="28"/>
         </w:rPr>
         <w:t>Выполнил:</w:t>
       </w:r>
@@ -277,15 +295,15 @@
         <w:rPr>
           <w:rFonts w:ascii="Times New Roman" w:hAnsi="Times New Roman" w:cs="Times New Roman"/>
           <w:b/>
-          <w:sz w:val="24"/>
-          <w:szCs w:val="24"/>
-        </w:rPr>
-      </w:pPr>
-      <w:r>
-        <w:rPr>
-          <w:rFonts w:ascii="Times New Roman" w:hAnsi="Times New Roman" w:cs="Times New Roman"/>
-          <w:sz w:val="24"/>
-          <w:szCs w:val="24"/>
+          <w:sz w:val="28"/>
+          <w:szCs w:val="28"/>
+        </w:rPr>
+      </w:pPr>
+      <w:r>
+        <w:rPr>
+          <w:rFonts w:ascii="Times New Roman" w:hAnsi="Times New Roman" w:cs="Times New Roman"/>
+          <w:sz w:val="28"/>
+          <w:szCs w:val="28"/>
         </w:rPr>
         <w:t xml:space="preserve">   студент группы ИКПИ-32</w:t>
       </w:r>
@@ -297,15 +315,15 @@
         <w:rPr>
           <w:rFonts w:ascii="Times New Roman" w:hAnsi="Times New Roman" w:cs="Times New Roman"/>
           <w:b/>
-          <w:sz w:val="24"/>
-          <w:szCs w:val="24"/>
-        </w:rPr>
-      </w:pPr>
-      <w:r>
-        <w:rPr>
-          <w:rFonts w:ascii="Times New Roman" w:hAnsi="Times New Roman" w:cs="Times New Roman"/>
-          <w:sz w:val="24"/>
-          <w:szCs w:val="24"/>
+          <w:sz w:val="28"/>
+          <w:szCs w:val="28"/>
+        </w:rPr>
+      </w:pPr>
+      <w:r>
+        <w:rPr>
+          <w:rFonts w:ascii="Times New Roman" w:hAnsi="Times New Roman" w:cs="Times New Roman"/>
+          <w:sz w:val="28"/>
+          <w:szCs w:val="28"/>
         </w:rPr>
         <w:t>Филимонов Д.Е.</w:t>
       </w:r>
@@ -316,8 +334,8 @@
         <w:jc w:val="right"/>
         <w:rPr>
           <w:rFonts w:ascii="Times New Roman" w:hAnsi="Times New Roman" w:cs="Times New Roman"/>
-          <w:sz w:val="24"/>
-          <w:szCs w:val="24"/>
+          <w:sz w:val="28"/>
+          <w:szCs w:val="28"/>
         </w:rPr>
       </w:pPr>
     </w:p>
@@ -327,8 +345,8 @@
         <w:jc w:val="right"/>
         <w:rPr>
           <w:rFonts w:ascii="Times New Roman" w:hAnsi="Times New Roman" w:cs="Times New Roman"/>
-          <w:sz w:val="24"/>
-          <w:szCs w:val="24"/>
+          <w:sz w:val="28"/>
+          <w:szCs w:val="28"/>
         </w:rPr>
       </w:pPr>
     </w:p>
@@ -338,15 +356,15 @@
         <w:jc w:val="right"/>
         <w:rPr>
           <w:rFonts w:ascii="Times New Roman" w:hAnsi="Times New Roman" w:cs="Times New Roman"/>
-          <w:sz w:val="24"/>
-          <w:szCs w:val="24"/>
-        </w:rPr>
-      </w:pPr>
-      <w:r>
-        <w:rPr>
-          <w:rFonts w:ascii="Times New Roman" w:hAnsi="Times New Roman" w:cs="Times New Roman"/>
-          <w:sz w:val="24"/>
-          <w:szCs w:val="24"/>
+          <w:sz w:val="28"/>
+          <w:szCs w:val="28"/>
+        </w:rPr>
+      </w:pPr>
+      <w:r>
+        <w:rPr>
+          <w:rFonts w:ascii="Times New Roman" w:hAnsi="Times New Roman" w:cs="Times New Roman"/>
+          <w:sz w:val="28"/>
+          <w:szCs w:val="28"/>
         </w:rPr>
         <w:t>Принял:</w:t>
       </w:r>
@@ -357,15 +375,15 @@
         <w:jc w:val="right"/>
         <w:rPr>
           <w:rFonts w:ascii="Times New Roman" w:hAnsi="Times New Roman" w:cs="Times New Roman"/>
-          <w:sz w:val="24"/>
-          <w:szCs w:val="24"/>
-        </w:rPr>
-      </w:pPr>
-      <w:r>
-        <w:rPr>
-          <w:rFonts w:ascii="Times New Roman" w:hAnsi="Times New Roman" w:cs="Times New Roman"/>
-          <w:sz w:val="24"/>
-          <w:szCs w:val="24"/>
+          <w:sz w:val="28"/>
+          <w:szCs w:val="28"/>
+        </w:rPr>
+      </w:pPr>
+      <w:r>
+        <w:rPr>
+          <w:rFonts w:ascii="Times New Roman" w:hAnsi="Times New Roman" w:cs="Times New Roman"/>
+          <w:sz w:val="28"/>
+          <w:szCs w:val="28"/>
         </w:rPr>
         <w:t>Панков А.В.</w:t>
       </w:r>
@@ -376,15 +394,15 @@
         <w:jc w:val="right"/>
         <w:rPr>
           <w:rFonts w:ascii="Times New Roman" w:hAnsi="Times New Roman" w:cs="Times New Roman"/>
-          <w:sz w:val="24"/>
-          <w:szCs w:val="24"/>
-        </w:rPr>
-      </w:pPr>
-      <w:r>
-        <w:rPr>
-          <w:rFonts w:ascii="Times New Roman" w:hAnsi="Times New Roman" w:cs="Times New Roman"/>
-          <w:sz w:val="24"/>
-          <w:szCs w:val="24"/>
+          <w:sz w:val="28"/>
+          <w:szCs w:val="28"/>
+        </w:rPr>
+      </w:pPr>
+      <w:r>
+        <w:rPr>
+          <w:rFonts w:ascii="Times New Roman" w:hAnsi="Times New Roman" w:cs="Times New Roman"/>
+          <w:sz w:val="28"/>
+          <w:szCs w:val="28"/>
         </w:rPr>
         <w:t>Подпись ______________</w:t>
       </w:r>
@@ -394,8 +412,8 @@
         <w:spacing w:after="120"/>
         <w:rPr>
           <w:rFonts w:ascii="Times New Roman" w:hAnsi="Times New Roman" w:cs="Times New Roman"/>
-          <w:sz w:val="28"/>
-          <w:szCs w:val="28"/>
+          <w:sz w:val="32"/>
+          <w:szCs w:val="32"/>
         </w:rPr>
       </w:pPr>
     </w:p>
@@ -848,6 +866,7 @@
         </w:rPr>
         <w:t xml:space="preserve">или нажать Поиск и ввести </w:t>
       </w:r>
+      <w:proofErr w:type="spellStart"/>
       <w:r>
         <w:rPr>
           <w:rFonts w:ascii="Times New Roman" w:hAnsi="Times New Roman" w:cs="Times New Roman"/>
@@ -857,6 +876,7 @@
         </w:rPr>
         <w:t>cmd</w:t>
       </w:r>
+      <w:proofErr w:type="spellEnd"/>
       <w:r>
         <w:rPr>
           <w:rFonts w:ascii="Times New Roman" w:hAnsi="Times New Roman" w:cs="Times New Roman"/>
@@ -873,17 +893,11 @@
         <w:jc w:val="center"/>
       </w:pPr>
       <w:r>
-        <w:rPr>
-          <w:rFonts w:ascii="Times New Roman" w:hAnsi="Times New Roman" w:cs="Times New Roman"/>
-          <w:noProof/>
-          <w:sz w:val="28"/>
-          <w:szCs w:val="28"/>
-        </w:rPr>
         <w:drawing>
-          <wp:inline distT="0" distB="0" distL="0" distR="0" wp14:anchorId="5BE5C3F9" wp14:editId="2364EA2C">
-            <wp:extent cx="4457700" cy="2695575"/>
-            <wp:effectExtent l="0" t="0" r="0" b="9525"/>
-            <wp:docPr id="6" name="Рисунок 6"/>
+          <wp:inline distT="0" distB="0" distL="0" distR="0" wp14:anchorId="33867141" wp14:editId="0C0EFF1E">
+            <wp:extent cx="5940425" cy="3341370"/>
+            <wp:effectExtent l="0" t="0" r="3175" b="0"/>
+            <wp:docPr id="7" name="Рисунок 7"/>
             <wp:cNvGraphicFramePr>
               <a:graphicFrameLocks xmlns:a="http://schemas.openxmlformats.org/drawingml/2006/main" noChangeAspect="1"/>
             </wp:cNvGraphicFramePr>
@@ -891,13 +905,427 @@
               <a:graphicData uri="http://schemas.openxmlformats.org/drawingml/2006/picture">
                 <pic:pic xmlns:pic="http://schemas.openxmlformats.org/drawingml/2006/picture">
                   <pic:nvPicPr>
-                    <pic:cNvPr id="0" name="Picture 1"/>
+                    <pic:cNvPr id="1" name=""/>
+                    <pic:cNvPicPr/>
+                  </pic:nvPicPr>
+                  <pic:blipFill>
+                    <a:blip r:embed="rId5"/>
+                    <a:stretch>
+                      <a:fillRect/>
+                    </a:stretch>
+                  </pic:blipFill>
+                  <pic:spPr>
+                    <a:xfrm>
+                      <a:off x="0" y="0"/>
+                      <a:ext cx="5940425" cy="3341370"/>
+                    </a:xfrm>
+                    <a:prstGeom prst="rect">
+                      <a:avLst/>
+                    </a:prstGeom>
+                  </pic:spPr>
+                </pic:pic>
+              </a:graphicData>
+            </a:graphic>
+          </wp:inline>
+        </w:drawing>
+      </w:r>
+    </w:p>
+    <w:p>
+      <w:pPr>
+        <w:pStyle w:val="a5"/>
+        <w:jc w:val="center"/>
+        <w:rPr>
+          <w:rFonts w:ascii="Times New Roman" w:hAnsi="Times New Roman" w:cs="Times New Roman"/>
+          <w:b/>
+          <w:bCs/>
+          <w:i w:val="0"/>
+          <w:iCs w:val="0"/>
+          <w:color w:val="000000" w:themeColor="text1"/>
+          <w:sz w:val="20"/>
+          <w:szCs w:val="20"/>
+        </w:rPr>
+      </w:pPr>
+      <w:r>
+        <w:rPr>
+          <w:rFonts w:ascii="Times New Roman" w:hAnsi="Times New Roman" w:cs="Times New Roman"/>
+          <w:i w:val="0"/>
+          <w:iCs w:val="0"/>
+          <w:color w:val="000000" w:themeColor="text1"/>
+          <w:sz w:val="24"/>
+          <w:szCs w:val="24"/>
+        </w:rPr>
+        <w:t xml:space="preserve">Рисунок </w:t>
+      </w:r>
+      <w:r>
+        <w:rPr>
+          <w:rFonts w:ascii="Times New Roman" w:hAnsi="Times New Roman" w:cs="Times New Roman"/>
+          <w:i w:val="0"/>
+          <w:iCs w:val="0"/>
+          <w:color w:val="000000" w:themeColor="text1"/>
+          <w:sz w:val="24"/>
+          <w:szCs w:val="24"/>
+        </w:rPr>
+        <w:fldChar w:fldCharType="begin"/>
+      </w:r>
+      <w:r>
+        <w:rPr>
+          <w:rFonts w:ascii="Times New Roman" w:hAnsi="Times New Roman" w:cs="Times New Roman"/>
+          <w:i w:val="0"/>
+          <w:iCs w:val="0"/>
+          <w:color w:val="000000" w:themeColor="text1"/>
+          <w:sz w:val="24"/>
+          <w:szCs w:val="24"/>
+        </w:rPr>
+        <w:instrText xml:space="preserve"> SEQ Рисунок \* ARABIC </w:instrText>
+      </w:r>
+      <w:r>
+        <w:rPr>
+          <w:rFonts w:ascii="Times New Roman" w:hAnsi="Times New Roman" w:cs="Times New Roman"/>
+          <w:i w:val="0"/>
+          <w:iCs w:val="0"/>
+          <w:color w:val="000000" w:themeColor="text1"/>
+          <w:sz w:val="24"/>
+          <w:szCs w:val="24"/>
+        </w:rPr>
+        <w:fldChar w:fldCharType="separate"/>
+      </w:r>
+      <w:r>
+        <w:rPr>
+          <w:rFonts w:ascii="Times New Roman" w:hAnsi="Times New Roman" w:cs="Times New Roman"/>
+          <w:i w:val="0"/>
+          <w:iCs w:val="0"/>
+          <w:noProof/>
+          <w:color w:val="000000" w:themeColor="text1"/>
+          <w:sz w:val="24"/>
+          <w:szCs w:val="24"/>
+        </w:rPr>
+        <w:t>1</w:t>
+      </w:r>
+      <w:r>
+        <w:rPr>
+          <w:rFonts w:ascii="Times New Roman" w:hAnsi="Times New Roman" w:cs="Times New Roman"/>
+          <w:i w:val="0"/>
+          <w:iCs w:val="0"/>
+          <w:color w:val="000000" w:themeColor="text1"/>
+          <w:sz w:val="24"/>
+          <w:szCs w:val="24"/>
+        </w:rPr>
+        <w:fldChar w:fldCharType="end"/>
+      </w:r>
+      <w:r>
+        <w:rPr>
+          <w:rFonts w:ascii="Times New Roman" w:hAnsi="Times New Roman" w:cs="Times New Roman"/>
+          <w:i w:val="0"/>
+          <w:iCs w:val="0"/>
+          <w:color w:val="000000" w:themeColor="text1"/>
+          <w:sz w:val="24"/>
+          <w:szCs w:val="24"/>
+          <w:lang w:val="en-GB"/>
+        </w:rPr>
+        <w:t xml:space="preserve"> -</w:t>
+      </w:r>
+      <w:r>
+        <w:rPr>
+          <w:rFonts w:ascii="Times New Roman" w:hAnsi="Times New Roman" w:cs="Times New Roman"/>
+          <w:i w:val="0"/>
+          <w:iCs w:val="0"/>
+          <w:color w:val="000000" w:themeColor="text1"/>
+          <w:sz w:val="24"/>
+          <w:szCs w:val="24"/>
+          <w:lang w:val="en-GB"/>
+        </w:rPr>
+        <w:t xml:space="preserve"> </w:t>
+      </w:r>
+      <w:r>
+        <w:rPr>
+          <w:rFonts w:ascii="Times New Roman" w:hAnsi="Times New Roman" w:cs="Times New Roman"/>
+          <w:i w:val="0"/>
+          <w:iCs w:val="0"/>
+          <w:color w:val="000000" w:themeColor="text1"/>
+          <w:sz w:val="24"/>
+          <w:szCs w:val="24"/>
+        </w:rPr>
+        <w:t>Запуск командной строки</w:t>
+      </w:r>
+      <w:r>
+        <w:rPr>
+          <w:b/>
+          <w:bCs/>
+          <w:i w:val="0"/>
+          <w:iCs w:val="0"/>
+          <w:color w:val="000000" w:themeColor="text1"/>
+          <w:sz w:val="20"/>
+          <w:szCs w:val="20"/>
+        </w:rPr>
+        <w:t>.</w:t>
+      </w:r>
+    </w:p>
+    <w:p>
+      <w:pPr>
+        <w:keepNext/>
+        <w:spacing w:after="120"/>
+        <w:jc w:val="center"/>
+      </w:pPr>
+      <w:r>
+        <w:drawing>
+          <wp:inline distT="0" distB="0" distL="0" distR="0" wp14:anchorId="1F02149F" wp14:editId="3E33680D">
+            <wp:extent cx="5940425" cy="3100705"/>
+            <wp:effectExtent l="0" t="0" r="3175" b="4445"/>
+            <wp:docPr id="8" name="Рисунок 8"/>
+            <wp:cNvGraphicFramePr>
+              <a:graphicFrameLocks xmlns:a="http://schemas.openxmlformats.org/drawingml/2006/main" noChangeAspect="1"/>
+            </wp:cNvGraphicFramePr>
+            <a:graphic xmlns:a="http://schemas.openxmlformats.org/drawingml/2006/main">
+              <a:graphicData uri="http://schemas.openxmlformats.org/drawingml/2006/picture">
+                <pic:pic xmlns:pic="http://schemas.openxmlformats.org/drawingml/2006/picture">
+                  <pic:nvPicPr>
+                    <pic:cNvPr id="1" name=""/>
+                    <pic:cNvPicPr/>
+                  </pic:nvPicPr>
+                  <pic:blipFill>
+                    <a:blip r:embed="rId6"/>
+                    <a:stretch>
+                      <a:fillRect/>
+                    </a:stretch>
+                  </pic:blipFill>
+                  <pic:spPr>
+                    <a:xfrm>
+                      <a:off x="0" y="0"/>
+                      <a:ext cx="5940425" cy="3100705"/>
+                    </a:xfrm>
+                    <a:prstGeom prst="rect">
+                      <a:avLst/>
+                    </a:prstGeom>
+                  </pic:spPr>
+                </pic:pic>
+              </a:graphicData>
+            </a:graphic>
+          </wp:inline>
+        </w:drawing>
+      </w:r>
+    </w:p>
+    <w:p>
+      <w:pPr>
+        <w:pStyle w:val="a5"/>
+        <w:jc w:val="center"/>
+        <w:rPr>
+          <w:rFonts w:ascii="Times New Roman" w:hAnsi="Times New Roman" w:cs="Times New Roman"/>
+          <w:i w:val="0"/>
+          <w:iCs w:val="0"/>
+          <w:color w:val="000000" w:themeColor="text1"/>
+          <w:sz w:val="24"/>
+          <w:szCs w:val="24"/>
+        </w:rPr>
+      </w:pPr>
+      <w:r>
+        <w:rPr>
+          <w:rFonts w:ascii="Times New Roman" w:hAnsi="Times New Roman" w:cs="Times New Roman"/>
+          <w:i w:val="0"/>
+          <w:iCs w:val="0"/>
+          <w:color w:val="000000" w:themeColor="text1"/>
+          <w:sz w:val="24"/>
+          <w:szCs w:val="24"/>
+        </w:rPr>
+        <w:t xml:space="preserve">Рисунок </w:t>
+      </w:r>
+      <w:r>
+        <w:rPr>
+          <w:rFonts w:ascii="Times New Roman" w:hAnsi="Times New Roman" w:cs="Times New Roman"/>
+          <w:i w:val="0"/>
+          <w:iCs w:val="0"/>
+          <w:color w:val="000000" w:themeColor="text1"/>
+          <w:sz w:val="24"/>
+          <w:szCs w:val="24"/>
+        </w:rPr>
+        <w:fldChar w:fldCharType="begin"/>
+      </w:r>
+      <w:r>
+        <w:rPr>
+          <w:rFonts w:ascii="Times New Roman" w:hAnsi="Times New Roman" w:cs="Times New Roman"/>
+          <w:i w:val="0"/>
+          <w:iCs w:val="0"/>
+          <w:color w:val="000000" w:themeColor="text1"/>
+          <w:sz w:val="24"/>
+          <w:szCs w:val="24"/>
+        </w:rPr>
+        <w:instrText xml:space="preserve"> SEQ Рисунок \* ARABIC </w:instrText>
+      </w:r>
+      <w:r>
+        <w:rPr>
+          <w:rFonts w:ascii="Times New Roman" w:hAnsi="Times New Roman" w:cs="Times New Roman"/>
+          <w:i w:val="0"/>
+          <w:iCs w:val="0"/>
+          <w:color w:val="000000" w:themeColor="text1"/>
+          <w:sz w:val="24"/>
+          <w:szCs w:val="24"/>
+        </w:rPr>
+        <w:fldChar w:fldCharType="separate"/>
+      </w:r>
+      <w:r>
+        <w:rPr>
+          <w:rFonts w:ascii="Times New Roman" w:hAnsi="Times New Roman" w:cs="Times New Roman"/>
+          <w:i w:val="0"/>
+          <w:iCs w:val="0"/>
+          <w:noProof/>
+          <w:color w:val="000000" w:themeColor="text1"/>
+          <w:sz w:val="24"/>
+          <w:szCs w:val="24"/>
+        </w:rPr>
+        <w:t>2</w:t>
+      </w:r>
+      <w:r>
+        <w:rPr>
+          <w:rFonts w:ascii="Times New Roman" w:hAnsi="Times New Roman" w:cs="Times New Roman"/>
+          <w:i w:val="0"/>
+          <w:iCs w:val="0"/>
+          <w:color w:val="000000" w:themeColor="text1"/>
+          <w:sz w:val="24"/>
+          <w:szCs w:val="24"/>
+        </w:rPr>
+        <w:fldChar w:fldCharType="end"/>
+      </w:r>
+      <w:r>
+        <w:rPr>
+          <w:rFonts w:ascii="Times New Roman" w:hAnsi="Times New Roman" w:cs="Times New Roman"/>
+          <w:i w:val="0"/>
+          <w:iCs w:val="0"/>
+          <w:color w:val="000000" w:themeColor="text1"/>
+          <w:sz w:val="24"/>
+          <w:szCs w:val="24"/>
+        </w:rPr>
+        <w:t xml:space="preserve"> -</w:t>
+      </w:r>
+      <w:r>
+        <w:rPr>
+          <w:rFonts w:ascii="Times New Roman" w:hAnsi="Times New Roman" w:cs="Times New Roman"/>
+          <w:i w:val="0"/>
+          <w:iCs w:val="0"/>
+          <w:color w:val="000000" w:themeColor="text1"/>
+          <w:sz w:val="24"/>
+          <w:szCs w:val="24"/>
+        </w:rPr>
+        <w:t xml:space="preserve"> Рабочая область командной строки.</w:t>
+      </w:r>
+    </w:p>
+    <w:p>
+      <w:pPr>
+        <w:spacing w:after="120"/>
+        <w:ind w:firstLine="708"/>
+        <w:rPr>
+          <w:rFonts w:ascii="Times New Roman" w:hAnsi="Times New Roman" w:cs="Times New Roman"/>
+          <w:sz w:val="28"/>
+          <w:szCs w:val="28"/>
+        </w:rPr>
+      </w:pPr>
+      <w:r>
+        <w:rPr>
+          <w:rFonts w:ascii="Times New Roman" w:hAnsi="Times New Roman" w:cs="Times New Roman"/>
+          <w:sz w:val="28"/>
+          <w:szCs w:val="28"/>
+        </w:rPr>
+        <w:t>Терминал – это оболочка (</w:t>
+      </w:r>
+      <w:r>
+        <w:rPr>
+          <w:rFonts w:ascii="Times New Roman" w:hAnsi="Times New Roman" w:cs="Times New Roman"/>
+          <w:sz w:val="28"/>
+          <w:szCs w:val="28"/>
+          <w:lang w:val="en-GB"/>
+        </w:rPr>
+        <w:t>shell</w:t>
+      </w:r>
+      <w:r>
+        <w:rPr>
+          <w:rFonts w:ascii="Times New Roman" w:hAnsi="Times New Roman" w:cs="Times New Roman"/>
+          <w:sz w:val="28"/>
+          <w:szCs w:val="28"/>
+        </w:rPr>
+        <w:t>), в которой запускается командная строка. Терминал имеет свои настройки и меню, в то время как командная строка лишена этих возможностей.</w:t>
+      </w:r>
+    </w:p>
+    <w:p>
+      <w:pPr>
+        <w:spacing w:line="259" w:lineRule="auto"/>
+        <w:rPr>
+          <w:rFonts w:ascii="Times New Roman" w:hAnsi="Times New Roman" w:cs="Times New Roman"/>
+          <w:b/>
+          <w:bCs/>
+          <w:sz w:val="28"/>
+          <w:szCs w:val="28"/>
+        </w:rPr>
+      </w:pPr>
+      <w:r>
+        <w:rPr>
+          <w:rFonts w:ascii="Times New Roman" w:hAnsi="Times New Roman" w:cs="Times New Roman"/>
+          <w:b/>
+          <w:bCs/>
+          <w:sz w:val="28"/>
+          <w:szCs w:val="28"/>
+        </w:rPr>
+        <w:br w:type="page"/>
+      </w:r>
+    </w:p>
+    <w:p>
+      <w:pPr>
+        <w:pStyle w:val="a6"/>
+        <w:numPr>
+          <w:ilvl w:val="0"/>
+          <w:numId w:val="2"/>
+        </w:numPr>
+        <w:spacing w:after="120"/>
+        <w:rPr>
+          <w:rFonts w:ascii="Times New Roman" w:hAnsi="Times New Roman" w:cs="Times New Roman"/>
+          <w:b/>
+          <w:bCs/>
+          <w:sz w:val="28"/>
+          <w:szCs w:val="28"/>
+        </w:rPr>
+      </w:pPr>
+      <w:r>
+        <w:rPr>
+          <w:rFonts w:ascii="Times New Roman" w:hAnsi="Times New Roman" w:cs="Times New Roman"/>
+          <w:b/>
+          <w:bCs/>
+          <w:sz w:val="28"/>
+          <w:szCs w:val="28"/>
+        </w:rPr>
+        <w:lastRenderedPageBreak/>
+        <w:t>Знакомство с Терминалом.</w:t>
+      </w:r>
+    </w:p>
+    <w:p>
+      <w:pPr>
+        <w:keepNext/>
+        <w:spacing w:after="120"/>
+        <w:jc w:val="center"/>
+      </w:pPr>
+      <w:r>
+        <w:rPr>
+          <w:rFonts w:ascii="Times New Roman" w:hAnsi="Times New Roman" w:cs="Times New Roman"/>
+          <w:noProof/>
+          <w:color w:val="000000" w:themeColor="text1"/>
+          <w:sz w:val="24"/>
+          <w:szCs w:val="24"/>
+        </w:rPr>
+        <w:drawing>
+          <wp:inline distT="0" distB="0" distL="0" distR="0" wp14:anchorId="6212DF1D" wp14:editId="09064171">
+            <wp:extent cx="5934075" cy="3095625"/>
+            <wp:effectExtent l="0" t="0" r="9525" b="9525"/>
+            <wp:docPr id="11" name="Рисунок 11"/>
+            <wp:cNvGraphicFramePr>
+              <a:graphicFrameLocks xmlns:a="http://schemas.openxmlformats.org/drawingml/2006/main" noChangeAspect="1"/>
+            </wp:cNvGraphicFramePr>
+            <a:graphic xmlns:a="http://schemas.openxmlformats.org/drawingml/2006/main">
+              <a:graphicData uri="http://schemas.openxmlformats.org/drawingml/2006/picture">
+                <pic:pic xmlns:pic="http://schemas.openxmlformats.org/drawingml/2006/picture">
+                  <pic:nvPicPr>
+                    <pic:cNvPr id="0" name="Picture 3"/>
                     <pic:cNvPicPr>
                       <a:picLocks noChangeAspect="1" noChangeArrowheads="1"/>
                     </pic:cNvPicPr>
                   </pic:nvPicPr>
                   <pic:blipFill>
-                    <a:blip r:embed="rId5" cstate="print">
+                    <a:blip r:embed="rId7">
                       <a:extLst>
                         <a:ext uri="{28A0092B-C50C-407E-A947-70E740481C1C}">
                           <a14:useLocalDpi xmlns:a14="http://schemas.microsoft.com/office/drawing/2010/main" val="0"/>
@@ -912,7 +1340,7 @@
                   <pic:spPr bwMode="auto">
                     <a:xfrm>
                       <a:off x="0" y="0"/>
-                      <a:ext cx="4457700" cy="2695575"/>
+                      <a:ext cx="5934075" cy="3095625"/>
                     </a:xfrm>
                     <a:prstGeom prst="rect">
                       <a:avLst/>
@@ -931,140 +1359,90 @@
     </w:p>
     <w:p>
       <w:pPr>
-        <w:pStyle w:val="a5"/>
+        <w:pStyle w:val="a6"/>
+        <w:numPr>
+          <w:ilvl w:val="0"/>
+          <w:numId w:val="3"/>
+        </w:numPr>
+        <w:spacing w:after="120"/>
+        <w:rPr>
+          <w:rFonts w:ascii="Times New Roman" w:hAnsi="Times New Roman" w:cs="Times New Roman"/>
+          <w:sz w:val="28"/>
+          <w:szCs w:val="28"/>
+        </w:rPr>
+      </w:pPr>
+      <w:r>
+        <w:rPr>
+          <w:rFonts w:ascii="Times New Roman" w:hAnsi="Times New Roman" w:cs="Times New Roman"/>
+          <w:sz w:val="28"/>
+          <w:szCs w:val="28"/>
+        </w:rPr>
+        <w:t>Кнопки: свернуть, развернуть во весь экран и закрыть.</w:t>
+      </w:r>
+    </w:p>
+    <w:p>
+      <w:pPr>
+        <w:pStyle w:val="a6"/>
+        <w:numPr>
+          <w:ilvl w:val="0"/>
+          <w:numId w:val="3"/>
+        </w:numPr>
+        <w:spacing w:after="120"/>
+        <w:rPr>
+          <w:rFonts w:ascii="Times New Roman" w:hAnsi="Times New Roman" w:cs="Times New Roman"/>
+          <w:sz w:val="28"/>
+          <w:szCs w:val="28"/>
+        </w:rPr>
+      </w:pPr>
+      <w:r>
+        <w:rPr>
+          <w:rFonts w:ascii="Times New Roman" w:hAnsi="Times New Roman" w:cs="Times New Roman"/>
+          <w:sz w:val="28"/>
+          <w:szCs w:val="28"/>
+        </w:rPr>
+        <w:t>Рабочее пространство терминала, т.е. командная строка.</w:t>
+      </w:r>
+    </w:p>
+    <w:p>
+      <w:pPr>
+        <w:spacing w:after="120"/>
+        <w:rPr>
+          <w:rFonts w:ascii="Times New Roman" w:hAnsi="Times New Roman" w:cs="Times New Roman"/>
+          <w:sz w:val="28"/>
+          <w:szCs w:val="28"/>
+          <w:lang w:val="en-GB"/>
+        </w:rPr>
+      </w:pPr>
+      <w:r>
+        <w:rPr>
+          <w:rFonts w:ascii="Times New Roman" w:hAnsi="Times New Roman" w:cs="Times New Roman"/>
+          <w:sz w:val="28"/>
+          <w:szCs w:val="28"/>
+        </w:rPr>
+        <w:t>Свойства командной строки</w:t>
+      </w:r>
+      <w:r>
+        <w:rPr>
+          <w:rFonts w:ascii="Times New Roman" w:hAnsi="Times New Roman" w:cs="Times New Roman"/>
+          <w:sz w:val="28"/>
+          <w:szCs w:val="28"/>
+          <w:lang w:val="en-GB"/>
+        </w:rPr>
+        <w:t>:</w:t>
+      </w:r>
+    </w:p>
+    <w:p>
+      <w:pPr>
+        <w:keepNext/>
+        <w:spacing w:after="120"/>
         <w:jc w:val="center"/>
-        <w:rPr>
-          <w:rFonts w:ascii="Times New Roman" w:hAnsi="Times New Roman" w:cs="Times New Roman"/>
-          <w:b/>
-          <w:bCs/>
-          <w:i w:val="0"/>
-          <w:iCs w:val="0"/>
-          <w:color w:val="000000" w:themeColor="text1"/>
-          <w:sz w:val="20"/>
-          <w:szCs w:val="20"/>
-        </w:rPr>
-      </w:pPr>
-      <w:r>
-        <w:rPr>
-          <w:rFonts w:ascii="Times New Roman" w:hAnsi="Times New Roman" w:cs="Times New Roman"/>
-          <w:i w:val="0"/>
-          <w:iCs w:val="0"/>
-          <w:color w:val="000000" w:themeColor="text1"/>
-          <w:sz w:val="24"/>
-          <w:szCs w:val="24"/>
-        </w:rPr>
-        <w:t xml:space="preserve">Рисунок </w:t>
-      </w:r>
-      <w:r>
-        <w:rPr>
-          <w:rFonts w:ascii="Times New Roman" w:hAnsi="Times New Roman" w:cs="Times New Roman"/>
-          <w:i w:val="0"/>
-          <w:iCs w:val="0"/>
-          <w:color w:val="000000" w:themeColor="text1"/>
-          <w:sz w:val="24"/>
-          <w:szCs w:val="24"/>
-        </w:rPr>
-        <w:fldChar w:fldCharType="begin"/>
-      </w:r>
-      <w:r>
-        <w:rPr>
-          <w:rFonts w:ascii="Times New Roman" w:hAnsi="Times New Roman" w:cs="Times New Roman"/>
-          <w:i w:val="0"/>
-          <w:iCs w:val="0"/>
-          <w:color w:val="000000" w:themeColor="text1"/>
-          <w:sz w:val="24"/>
-          <w:szCs w:val="24"/>
-        </w:rPr>
-        <w:instrText xml:space="preserve"> SEQ Рисунок \* ARABIC </w:instrText>
-      </w:r>
-      <w:r>
-        <w:rPr>
-          <w:rFonts w:ascii="Times New Roman" w:hAnsi="Times New Roman" w:cs="Times New Roman"/>
-          <w:i w:val="0"/>
-          <w:iCs w:val="0"/>
-          <w:color w:val="000000" w:themeColor="text1"/>
-          <w:sz w:val="24"/>
-          <w:szCs w:val="24"/>
-        </w:rPr>
-        <w:fldChar w:fldCharType="separate"/>
-      </w:r>
-      <w:r>
-        <w:rPr>
-          <w:rFonts w:ascii="Times New Roman" w:hAnsi="Times New Roman" w:cs="Times New Roman"/>
-          <w:i w:val="0"/>
-          <w:iCs w:val="0"/>
-          <w:noProof/>
-          <w:color w:val="000000" w:themeColor="text1"/>
-          <w:sz w:val="24"/>
-          <w:szCs w:val="24"/>
-        </w:rPr>
-        <w:t>1</w:t>
-      </w:r>
-      <w:r>
-        <w:rPr>
-          <w:rFonts w:ascii="Times New Roman" w:hAnsi="Times New Roman" w:cs="Times New Roman"/>
-          <w:i w:val="0"/>
-          <w:iCs w:val="0"/>
-          <w:color w:val="000000" w:themeColor="text1"/>
-          <w:sz w:val="24"/>
-          <w:szCs w:val="24"/>
-        </w:rPr>
-        <w:fldChar w:fldCharType="end"/>
-      </w:r>
-      <w:r>
-        <w:rPr>
-          <w:rFonts w:ascii="Times New Roman" w:hAnsi="Times New Roman" w:cs="Times New Roman"/>
-          <w:i w:val="0"/>
-          <w:iCs w:val="0"/>
-          <w:color w:val="000000" w:themeColor="text1"/>
-          <w:sz w:val="24"/>
-          <w:szCs w:val="24"/>
-          <w:lang w:val="en-GB"/>
-        </w:rPr>
-        <w:t xml:space="preserve">. </w:t>
-      </w:r>
-      <w:r>
-        <w:rPr>
-          <w:rFonts w:ascii="Times New Roman" w:hAnsi="Times New Roman" w:cs="Times New Roman"/>
-          <w:i w:val="0"/>
-          <w:iCs w:val="0"/>
-          <w:color w:val="000000" w:themeColor="text1"/>
-          <w:sz w:val="24"/>
-          <w:szCs w:val="24"/>
-        </w:rPr>
-        <w:t>Запуск командной строки</w:t>
-      </w:r>
-      <w:r>
-        <w:rPr>
-          <w:b/>
-          <w:bCs/>
-          <w:i w:val="0"/>
-          <w:iCs w:val="0"/>
-          <w:color w:val="000000" w:themeColor="text1"/>
-          <w:sz w:val="20"/>
-          <w:szCs w:val="20"/>
-        </w:rPr>
-        <w:t>.</w:t>
-      </w:r>
-    </w:p>
-    <w:p>
-      <w:pPr>
-        <w:keepNext/>
-        <w:spacing w:after="120"/>
-        <w:jc w:val="center"/>
-      </w:pPr>
-      <w:r>
-        <w:rPr>
-          <w:rFonts w:ascii="Times New Roman" w:hAnsi="Times New Roman" w:cs="Times New Roman"/>
-          <w:noProof/>
-          <w:sz w:val="28"/>
-          <w:szCs w:val="28"/>
-        </w:rPr>
+      </w:pPr>
+      <w:r>
         <w:drawing>
-          <wp:inline distT="0" distB="0" distL="0" distR="0" wp14:anchorId="189C21D1" wp14:editId="4CC9EB75">
-            <wp:extent cx="5534025" cy="2514600"/>
-            <wp:effectExtent l="0" t="0" r="9525" b="0"/>
-            <wp:docPr id="5" name="Рисунок 5"/>
+          <wp:inline distT="0" distB="0" distL="0" distR="0" wp14:anchorId="315ABD0C" wp14:editId="4951AAAC">
+            <wp:extent cx="3724275" cy="4594768"/>
+            <wp:effectExtent l="0" t="0" r="0" b="0"/>
+            <wp:docPr id="12" name="Рисунок 12"/>
             <wp:cNvGraphicFramePr>
               <a:graphicFrameLocks xmlns:a="http://schemas.openxmlformats.org/drawingml/2006/main" noChangeAspect="1"/>
             </wp:cNvGraphicFramePr>
@@ -1072,36 +1450,23 @@
               <a:graphicData uri="http://schemas.openxmlformats.org/drawingml/2006/picture">
                 <pic:pic xmlns:pic="http://schemas.openxmlformats.org/drawingml/2006/picture">
                   <pic:nvPicPr>
-                    <pic:cNvPr id="0" name="Picture 2"/>
-                    <pic:cNvPicPr>
-                      <a:picLocks noChangeAspect="1" noChangeArrowheads="1"/>
-                    </pic:cNvPicPr>
+                    <pic:cNvPr id="1" name=""/>
+                    <pic:cNvPicPr/>
                   </pic:nvPicPr>
                   <pic:blipFill>
-                    <a:blip r:embed="rId6" cstate="print">
-                      <a:extLst>
-                        <a:ext uri="{28A0092B-C50C-407E-A947-70E740481C1C}">
-                          <a14:useLocalDpi xmlns:a14="http://schemas.microsoft.com/office/drawing/2010/main" val="0"/>
-                        </a:ext>
-                      </a:extLst>
-                    </a:blip>
-                    <a:srcRect/>
+                    <a:blip r:embed="rId8"/>
                     <a:stretch>
                       <a:fillRect/>
                     </a:stretch>
                   </pic:blipFill>
-                  <pic:spPr bwMode="auto">
+                  <pic:spPr>
                     <a:xfrm>
                       <a:off x="0" y="0"/>
-                      <a:ext cx="5534025" cy="2514600"/>
+                      <a:ext cx="3728389" cy="4599844"/>
                     </a:xfrm>
                     <a:prstGeom prst="rect">
                       <a:avLst/>
                     </a:prstGeom>
-                    <a:noFill/>
-                    <a:ln>
-                      <a:noFill/>
-                    </a:ln>
                   </pic:spPr>
                 </pic:pic>
               </a:graphicData>
@@ -1116,157 +1481,393 @@
         <w:jc w:val="center"/>
         <w:rPr>
           <w:rFonts w:ascii="Times New Roman" w:hAnsi="Times New Roman" w:cs="Times New Roman"/>
-          <w:b/>
-          <w:bCs/>
-          <w:i w:val="0"/>
-          <w:iCs w:val="0"/>
-          <w:color w:val="000000" w:themeColor="text1"/>
-          <w:sz w:val="20"/>
-          <w:szCs w:val="20"/>
-        </w:rPr>
-      </w:pPr>
-      <w:r>
-        <w:rPr>
-          <w:b/>
-          <w:bCs/>
-          <w:i w:val="0"/>
-          <w:iCs w:val="0"/>
-          <w:color w:val="000000" w:themeColor="text1"/>
-          <w:sz w:val="20"/>
-          <w:szCs w:val="20"/>
+          <w:i w:val="0"/>
+          <w:iCs w:val="0"/>
+          <w:color w:val="000000" w:themeColor="text1"/>
+          <w:sz w:val="24"/>
+          <w:szCs w:val="24"/>
+          <w:lang w:val="en-US"/>
+        </w:rPr>
+      </w:pPr>
+      <w:r>
+        <w:rPr>
+          <w:rFonts w:ascii="Times New Roman" w:hAnsi="Times New Roman" w:cs="Times New Roman"/>
+          <w:i w:val="0"/>
+          <w:iCs w:val="0"/>
+          <w:color w:val="000000" w:themeColor="text1"/>
+          <w:sz w:val="24"/>
+          <w:szCs w:val="24"/>
         </w:rPr>
         <w:t xml:space="preserve">Рисунок </w:t>
       </w:r>
       <w:r>
         <w:rPr>
-          <w:b/>
-          <w:bCs/>
-          <w:i w:val="0"/>
-          <w:iCs w:val="0"/>
-          <w:color w:val="000000" w:themeColor="text1"/>
-          <w:sz w:val="20"/>
-          <w:szCs w:val="20"/>
+          <w:rFonts w:ascii="Times New Roman" w:hAnsi="Times New Roman" w:cs="Times New Roman"/>
+          <w:i w:val="0"/>
+          <w:iCs w:val="0"/>
+          <w:color w:val="000000" w:themeColor="text1"/>
+          <w:sz w:val="24"/>
+          <w:szCs w:val="24"/>
         </w:rPr>
         <w:fldChar w:fldCharType="begin"/>
       </w:r>
       <w:r>
         <w:rPr>
-          <w:b/>
-          <w:bCs/>
-          <w:i w:val="0"/>
-          <w:iCs w:val="0"/>
-          <w:color w:val="000000" w:themeColor="text1"/>
-          <w:sz w:val="20"/>
-          <w:szCs w:val="20"/>
+          <w:rFonts w:ascii="Times New Roman" w:hAnsi="Times New Roman" w:cs="Times New Roman"/>
+          <w:i w:val="0"/>
+          <w:iCs w:val="0"/>
+          <w:color w:val="000000" w:themeColor="text1"/>
+          <w:sz w:val="24"/>
+          <w:szCs w:val="24"/>
         </w:rPr>
         <w:instrText xml:space="preserve"> SEQ Рисунок \* ARABIC </w:instrText>
       </w:r>
       <w:r>
         <w:rPr>
-          <w:b/>
-          <w:bCs/>
-          <w:i w:val="0"/>
-          <w:iCs w:val="0"/>
-          <w:color w:val="000000" w:themeColor="text1"/>
-          <w:sz w:val="20"/>
-          <w:szCs w:val="20"/>
+          <w:rFonts w:ascii="Times New Roman" w:hAnsi="Times New Roman" w:cs="Times New Roman"/>
+          <w:i w:val="0"/>
+          <w:iCs w:val="0"/>
+          <w:color w:val="000000" w:themeColor="text1"/>
+          <w:sz w:val="24"/>
+          <w:szCs w:val="24"/>
         </w:rPr>
         <w:fldChar w:fldCharType="separate"/>
       </w:r>
       <w:r>
         <w:rPr>
-          <w:b/>
-          <w:bCs/>
+          <w:rFonts w:ascii="Times New Roman" w:hAnsi="Times New Roman" w:cs="Times New Roman"/>
           <w:i w:val="0"/>
           <w:iCs w:val="0"/>
           <w:noProof/>
           <w:color w:val="000000" w:themeColor="text1"/>
-          <w:sz w:val="20"/>
-          <w:szCs w:val="20"/>
-        </w:rPr>
-        <w:t>2</w:t>
-      </w:r>
-      <w:r>
-        <w:rPr>
-          <w:b/>
-          <w:bCs/>
-          <w:i w:val="0"/>
-          <w:iCs w:val="0"/>
-          <w:color w:val="000000" w:themeColor="text1"/>
-          <w:sz w:val="20"/>
-          <w:szCs w:val="20"/>
+          <w:sz w:val="24"/>
+          <w:szCs w:val="24"/>
+        </w:rPr>
+        <w:t>4</w:t>
+      </w:r>
+      <w:r>
+        <w:rPr>
+          <w:rFonts w:ascii="Times New Roman" w:hAnsi="Times New Roman" w:cs="Times New Roman"/>
+          <w:i w:val="0"/>
+          <w:iCs w:val="0"/>
+          <w:color w:val="000000" w:themeColor="text1"/>
+          <w:sz w:val="24"/>
+          <w:szCs w:val="24"/>
         </w:rPr>
         <w:fldChar w:fldCharType="end"/>
       </w:r>
       <w:r>
         <w:rPr>
-          <w:b/>
-          <w:bCs/>
-          <w:i w:val="0"/>
-          <w:iCs w:val="0"/>
-          <w:color w:val="000000" w:themeColor="text1"/>
-          <w:sz w:val="20"/>
-          <w:szCs w:val="20"/>
-        </w:rPr>
-        <w:t>. Рабочая область командной строки.</w:t>
-      </w:r>
-    </w:p>
-    <w:p>
-      <w:pPr>
-        <w:spacing w:after="120"/>
-        <w:ind w:firstLine="708"/>
-        <w:rPr>
-          <w:rFonts w:ascii="Times New Roman" w:hAnsi="Times New Roman" w:cs="Times New Roman"/>
-          <w:sz w:val="28"/>
-          <w:szCs w:val="28"/>
-        </w:rPr>
-      </w:pPr>
-      <w:r>
-        <w:rPr>
-          <w:rFonts w:ascii="Times New Roman" w:hAnsi="Times New Roman" w:cs="Times New Roman"/>
-          <w:sz w:val="28"/>
-          <w:szCs w:val="28"/>
-        </w:rPr>
-        <w:t>Терминал – это оболочка (</w:t>
-      </w:r>
-      <w:r>
-        <w:rPr>
-          <w:rFonts w:ascii="Times New Roman" w:hAnsi="Times New Roman" w:cs="Times New Roman"/>
-          <w:sz w:val="28"/>
-          <w:szCs w:val="28"/>
-          <w:lang w:val="en-GB"/>
-        </w:rPr>
-        <w:t>shell</w:t>
-      </w:r>
-      <w:r>
-        <w:rPr>
-          <w:rFonts w:ascii="Times New Roman" w:hAnsi="Times New Roman" w:cs="Times New Roman"/>
-          <w:sz w:val="28"/>
-          <w:szCs w:val="28"/>
-        </w:rPr>
-        <w:t>), в которой запускается командная строка. Терминал имеет свои настройки и меню, в то время как командная строка лишена этих возможностей.</w:t>
-      </w:r>
-    </w:p>
-    <w:p>
-      <w:pPr>
-        <w:spacing w:line="259" w:lineRule="auto"/>
-        <w:rPr>
-          <w:rFonts w:ascii="Times New Roman" w:hAnsi="Times New Roman" w:cs="Times New Roman"/>
-          <w:b/>
-          <w:bCs/>
-          <w:sz w:val="28"/>
-          <w:szCs w:val="28"/>
-        </w:rPr>
-      </w:pPr>
-      <w:r>
-        <w:rPr>
-          <w:rFonts w:ascii="Times New Roman" w:hAnsi="Times New Roman" w:cs="Times New Roman"/>
-          <w:b/>
-          <w:bCs/>
-          <w:sz w:val="28"/>
-          <w:szCs w:val="28"/>
-        </w:rPr>
-        <w:br w:type="page"/>
+          <w:rFonts w:ascii="Times New Roman" w:hAnsi="Times New Roman" w:cs="Times New Roman"/>
+          <w:i w:val="0"/>
+          <w:iCs w:val="0"/>
+          <w:color w:val="000000" w:themeColor="text1"/>
+          <w:sz w:val="24"/>
+          <w:szCs w:val="24"/>
+        </w:rPr>
+        <w:t>. Свойства терминала.</w:t>
+      </w:r>
+    </w:p>
+    <w:p>
+      <w:pPr>
+        <w:spacing w:after="120"/>
+        <w:rPr>
+          <w:rFonts w:ascii="Times New Roman" w:hAnsi="Times New Roman" w:cs="Times New Roman"/>
+          <w:sz w:val="28"/>
+          <w:szCs w:val="28"/>
+        </w:rPr>
+      </w:pPr>
+    </w:p>
+    <w:p>
+      <w:pPr>
+        <w:spacing w:after="120"/>
+        <w:ind w:firstLine="709"/>
+        <w:jc w:val="both"/>
+        <w:rPr>
+          <w:rFonts w:ascii="Times New Roman" w:hAnsi="Times New Roman" w:cs="Times New Roman"/>
+          <w:sz w:val="28"/>
+          <w:szCs w:val="28"/>
+        </w:rPr>
+      </w:pPr>
+      <w:r>
+        <w:rPr>
+          <w:rFonts w:ascii="Times New Roman" w:hAnsi="Times New Roman" w:cs="Times New Roman"/>
+          <w:b/>
+          <w:bCs/>
+          <w:sz w:val="28"/>
+          <w:szCs w:val="28"/>
+        </w:rPr>
+        <w:t>1.</w:t>
+      </w:r>
+      <w:r>
+        <w:rPr>
+          <w:rFonts w:ascii="Times New Roman" w:hAnsi="Times New Roman" w:cs="Times New Roman"/>
+          <w:sz w:val="28"/>
+          <w:szCs w:val="28"/>
+        </w:rPr>
+        <w:t xml:space="preserve"> </w:t>
+      </w:r>
+      <w:r>
+        <w:rPr>
+          <w:rFonts w:ascii="Times New Roman" w:hAnsi="Times New Roman" w:cs="Times New Roman"/>
+          <w:b/>
+          <w:bCs/>
+          <w:sz w:val="28"/>
+          <w:szCs w:val="28"/>
+        </w:rPr>
+        <w:t>Настройки.</w:t>
+      </w:r>
+      <w:r>
+        <w:rPr>
+          <w:rFonts w:ascii="Times New Roman" w:hAnsi="Times New Roman" w:cs="Times New Roman"/>
+          <w:sz w:val="28"/>
+          <w:szCs w:val="28"/>
+        </w:rPr>
+        <w:t xml:space="preserve"> В этой вкладке настраивается взаимодействие к командной </w:t>
+      </w:r>
+      <w:proofErr w:type="gramStart"/>
+      <w:r>
+        <w:rPr>
+          <w:rFonts w:ascii="Times New Roman" w:hAnsi="Times New Roman" w:cs="Times New Roman"/>
+          <w:sz w:val="28"/>
+          <w:szCs w:val="28"/>
+        </w:rPr>
+        <w:t>строке(</w:t>
+      </w:r>
+      <w:proofErr w:type="gramEnd"/>
+      <w:r>
+        <w:rPr>
+          <w:rFonts w:ascii="Times New Roman" w:hAnsi="Times New Roman" w:cs="Times New Roman"/>
+          <w:sz w:val="28"/>
+          <w:szCs w:val="28"/>
+        </w:rPr>
+        <w:t xml:space="preserve">настройка курсора, размер буфера команд и т.д.). </w:t>
+      </w:r>
+    </w:p>
+    <w:p>
+      <w:pPr>
+        <w:spacing w:after="120"/>
+        <w:ind w:firstLine="709"/>
+        <w:jc w:val="both"/>
+        <w:rPr>
+          <w:rFonts w:ascii="Times New Roman" w:hAnsi="Times New Roman" w:cs="Times New Roman"/>
+          <w:sz w:val="28"/>
+          <w:szCs w:val="28"/>
+        </w:rPr>
+      </w:pPr>
+      <w:r>
+        <w:rPr>
+          <w:rFonts w:ascii="Times New Roman" w:hAnsi="Times New Roman" w:cs="Times New Roman"/>
+          <w:b/>
+          <w:bCs/>
+          <w:sz w:val="28"/>
+          <w:szCs w:val="28"/>
+        </w:rPr>
+        <w:t>2.</w:t>
+      </w:r>
+      <w:r>
+        <w:rPr>
+          <w:rFonts w:ascii="Times New Roman" w:hAnsi="Times New Roman" w:cs="Times New Roman"/>
+          <w:sz w:val="28"/>
+          <w:szCs w:val="28"/>
+        </w:rPr>
+        <w:t xml:space="preserve"> </w:t>
+      </w:r>
+      <w:r>
+        <w:rPr>
+          <w:rFonts w:ascii="Times New Roman" w:hAnsi="Times New Roman" w:cs="Times New Roman"/>
+          <w:b/>
+          <w:bCs/>
+          <w:sz w:val="28"/>
+          <w:szCs w:val="28"/>
+        </w:rPr>
+        <w:t>Шрифт.</w:t>
+      </w:r>
+      <w:r>
+        <w:rPr>
+          <w:rFonts w:ascii="Times New Roman" w:hAnsi="Times New Roman" w:cs="Times New Roman"/>
+          <w:sz w:val="28"/>
+          <w:szCs w:val="28"/>
+        </w:rPr>
+        <w:t xml:space="preserve"> Предоставляет возможность изменения параметров шрифта командной строки (размер, шрифт). </w:t>
+      </w:r>
+    </w:p>
+    <w:p>
+      <w:pPr>
+        <w:spacing w:after="120"/>
+        <w:ind w:firstLine="709"/>
+        <w:jc w:val="both"/>
+        <w:rPr>
+          <w:rFonts w:ascii="Times New Roman" w:hAnsi="Times New Roman" w:cs="Times New Roman"/>
+          <w:sz w:val="28"/>
+          <w:szCs w:val="28"/>
+        </w:rPr>
+      </w:pPr>
+      <w:r>
+        <w:rPr>
+          <w:rFonts w:ascii="Times New Roman" w:hAnsi="Times New Roman" w:cs="Times New Roman"/>
+          <w:b/>
+          <w:bCs/>
+          <w:sz w:val="28"/>
+          <w:szCs w:val="28"/>
+        </w:rPr>
+        <w:t>3.</w:t>
+      </w:r>
+      <w:r>
+        <w:rPr>
+          <w:rFonts w:ascii="Times New Roman" w:hAnsi="Times New Roman" w:cs="Times New Roman"/>
+          <w:sz w:val="28"/>
+          <w:szCs w:val="28"/>
+        </w:rPr>
+        <w:t xml:space="preserve"> </w:t>
+      </w:r>
+      <w:r>
+        <w:rPr>
+          <w:rFonts w:ascii="Times New Roman" w:hAnsi="Times New Roman" w:cs="Times New Roman"/>
+          <w:b/>
+          <w:bCs/>
+          <w:sz w:val="28"/>
+          <w:szCs w:val="28"/>
+        </w:rPr>
+        <w:t>Расположение.</w:t>
+      </w:r>
+      <w:r>
+        <w:rPr>
+          <w:rFonts w:ascii="Times New Roman" w:hAnsi="Times New Roman" w:cs="Times New Roman"/>
+          <w:sz w:val="28"/>
+          <w:szCs w:val="28"/>
+        </w:rPr>
+        <w:t xml:space="preserve"> Позволяет изменить буфер </w:t>
+      </w:r>
+      <w:proofErr w:type="gramStart"/>
+      <w:r>
+        <w:rPr>
+          <w:rFonts w:ascii="Times New Roman" w:hAnsi="Times New Roman" w:cs="Times New Roman"/>
+          <w:sz w:val="28"/>
+          <w:szCs w:val="28"/>
+        </w:rPr>
+        <w:t>экрана(</w:t>
+      </w:r>
+      <w:proofErr w:type="gramEnd"/>
+      <w:r>
+        <w:rPr>
+          <w:rFonts w:ascii="Times New Roman" w:hAnsi="Times New Roman" w:cs="Times New Roman"/>
+          <w:sz w:val="28"/>
+          <w:szCs w:val="28"/>
+        </w:rPr>
+        <w:t xml:space="preserve">количество сохраняемого текста), размер окна и его положения при запуске терминала. </w:t>
+      </w:r>
+    </w:p>
+    <w:p>
+      <w:pPr>
+        <w:spacing w:after="120"/>
+        <w:ind w:firstLine="709"/>
+        <w:jc w:val="both"/>
+        <w:rPr>
+          <w:rFonts w:ascii="Times New Roman" w:hAnsi="Times New Roman" w:cs="Times New Roman"/>
+          <w:sz w:val="28"/>
+          <w:szCs w:val="28"/>
+        </w:rPr>
+      </w:pPr>
+      <w:r>
+        <w:rPr>
+          <w:rFonts w:ascii="Times New Roman" w:hAnsi="Times New Roman" w:cs="Times New Roman"/>
+          <w:b/>
+          <w:bCs/>
+          <w:sz w:val="28"/>
+          <w:szCs w:val="28"/>
+        </w:rPr>
+        <w:t>4.</w:t>
+      </w:r>
+      <w:r>
+        <w:rPr>
+          <w:rFonts w:ascii="Times New Roman" w:hAnsi="Times New Roman" w:cs="Times New Roman"/>
+          <w:sz w:val="28"/>
+          <w:szCs w:val="28"/>
+        </w:rPr>
+        <w:t xml:space="preserve"> </w:t>
+      </w:r>
+      <w:r>
+        <w:rPr>
+          <w:rFonts w:ascii="Times New Roman" w:hAnsi="Times New Roman" w:cs="Times New Roman"/>
+          <w:b/>
+          <w:bCs/>
+          <w:sz w:val="28"/>
+          <w:szCs w:val="28"/>
+        </w:rPr>
+        <w:t>Цвета.</w:t>
+      </w:r>
+      <w:r>
+        <w:rPr>
+          <w:rFonts w:ascii="Times New Roman" w:hAnsi="Times New Roman" w:cs="Times New Roman"/>
+          <w:sz w:val="28"/>
+          <w:szCs w:val="28"/>
+        </w:rPr>
+        <w:t xml:space="preserve"> Возможно изменить фон экрана, текст на э</w:t>
+      </w:r>
+      <w:r>
+        <w:rPr>
+          <w:rFonts w:ascii="Times New Roman" w:hAnsi="Times New Roman" w:cs="Times New Roman"/>
+          <w:sz w:val="28"/>
+          <w:szCs w:val="28"/>
+        </w:rPr>
+        <w:t>к</w:t>
+      </w:r>
+      <w:r>
+        <w:rPr>
+          <w:rFonts w:ascii="Times New Roman" w:hAnsi="Times New Roman" w:cs="Times New Roman"/>
+          <w:sz w:val="28"/>
+          <w:szCs w:val="28"/>
+        </w:rPr>
+        <w:t xml:space="preserve">ране, выбрать цвет и изменить прозрачность. </w:t>
+      </w:r>
+    </w:p>
+    <w:p>
+      <w:pPr>
+        <w:spacing w:after="120"/>
+        <w:ind w:firstLine="709"/>
+        <w:jc w:val="both"/>
+        <w:rPr>
+          <w:rFonts w:ascii="Times New Roman" w:hAnsi="Times New Roman" w:cs="Times New Roman"/>
+          <w:sz w:val="36"/>
+          <w:szCs w:val="36"/>
+        </w:rPr>
+      </w:pPr>
+      <w:r>
+        <w:rPr>
+          <w:rFonts w:ascii="Times New Roman" w:hAnsi="Times New Roman" w:cs="Times New Roman"/>
+          <w:b/>
+          <w:bCs/>
+          <w:sz w:val="28"/>
+          <w:szCs w:val="28"/>
+        </w:rPr>
+        <w:t>5.</w:t>
+      </w:r>
+      <w:r>
+        <w:rPr>
+          <w:rFonts w:ascii="Times New Roman" w:hAnsi="Times New Roman" w:cs="Times New Roman"/>
+          <w:sz w:val="28"/>
+          <w:szCs w:val="28"/>
+        </w:rPr>
+        <w:t xml:space="preserve"> </w:t>
+      </w:r>
+      <w:r>
+        <w:rPr>
+          <w:rFonts w:ascii="Times New Roman" w:hAnsi="Times New Roman" w:cs="Times New Roman"/>
+          <w:b/>
+          <w:bCs/>
+          <w:sz w:val="28"/>
+          <w:szCs w:val="28"/>
+        </w:rPr>
+        <w:t>Терминал.</w:t>
+      </w:r>
+      <w:r>
+        <w:rPr>
+          <w:rFonts w:ascii="Times New Roman" w:hAnsi="Times New Roman" w:cs="Times New Roman"/>
+          <w:sz w:val="28"/>
+          <w:szCs w:val="28"/>
+        </w:rPr>
+        <w:t xml:space="preserve"> В этой вкладке изменяются цвет самого терминала, форма курсора и его цвет</w:t>
       </w:r>
     </w:p>
     <w:p>
@@ -1293,8 +1894,92 @@
           <w:sz w:val="28"/>
           <w:szCs w:val="28"/>
         </w:rPr>
-        <w:lastRenderedPageBreak/>
-        <w:t>Знакомство с Терминалом.</w:t>
+        <w:t xml:space="preserve">Просмотр </w:t>
+      </w:r>
+      <w:r>
+        <w:rPr>
+          <w:rFonts w:ascii="Times New Roman" w:hAnsi="Times New Roman" w:cs="Times New Roman"/>
+          <w:b/>
+          <w:bCs/>
+          <w:sz w:val="28"/>
+          <w:szCs w:val="28"/>
+          <w:lang w:val="en-GB"/>
+        </w:rPr>
+        <w:t>ARP-</w:t>
+      </w:r>
+      <w:r>
+        <w:rPr>
+          <w:rFonts w:ascii="Times New Roman" w:hAnsi="Times New Roman" w:cs="Times New Roman"/>
+          <w:b/>
+          <w:bCs/>
+          <w:sz w:val="28"/>
+          <w:szCs w:val="28"/>
+        </w:rPr>
+        <w:t>таблицы.</w:t>
+      </w:r>
+    </w:p>
+    <w:p>
+      <w:pPr>
+        <w:spacing w:after="120"/>
+        <w:ind w:left="708"/>
+        <w:rPr>
+          <w:rFonts w:ascii="Times New Roman" w:hAnsi="Times New Roman" w:cs="Times New Roman"/>
+          <w:sz w:val="28"/>
+          <w:szCs w:val="28"/>
+        </w:rPr>
+      </w:pPr>
+      <w:r>
+        <w:rPr>
+          <w:rFonts w:ascii="Times New Roman" w:hAnsi="Times New Roman" w:cs="Times New Roman"/>
+          <w:sz w:val="28"/>
+          <w:szCs w:val="28"/>
+        </w:rPr>
+        <w:t xml:space="preserve">Для просмотра </w:t>
+      </w:r>
+      <w:r>
+        <w:rPr>
+          <w:rFonts w:ascii="Times New Roman" w:hAnsi="Times New Roman" w:cs="Times New Roman"/>
+          <w:sz w:val="28"/>
+          <w:szCs w:val="28"/>
+          <w:lang w:val="en-GB"/>
+        </w:rPr>
+        <w:t>ARP</w:t>
+      </w:r>
+      <w:r>
+        <w:rPr>
+          <w:rFonts w:ascii="Times New Roman" w:hAnsi="Times New Roman" w:cs="Times New Roman"/>
+          <w:sz w:val="28"/>
+          <w:szCs w:val="28"/>
+        </w:rPr>
+        <w:t xml:space="preserve">-таблицы необходимо в командной строке ввести команду </w:t>
+      </w:r>
+      <w:proofErr w:type="spellStart"/>
+      <w:r>
+        <w:rPr>
+          <w:rFonts w:ascii="Times New Roman" w:hAnsi="Times New Roman" w:cs="Times New Roman"/>
+          <w:sz w:val="28"/>
+          <w:szCs w:val="28"/>
+          <w:lang w:val="en-GB"/>
+        </w:rPr>
+        <w:t>arp</w:t>
+      </w:r>
+      <w:proofErr w:type="spellEnd"/>
+      <w:r>
+        <w:rPr>
+          <w:rFonts w:ascii="Times New Roman" w:hAnsi="Times New Roman" w:cs="Times New Roman"/>
+          <w:sz w:val="28"/>
+          <w:szCs w:val="28"/>
+        </w:rPr>
+        <w:t xml:space="preserve"> -</w:t>
+      </w:r>
+      <w:r>
+        <w:rPr>
+          <w:rFonts w:ascii="Times New Roman" w:hAnsi="Times New Roman" w:cs="Times New Roman"/>
+          <w:sz w:val="28"/>
+          <w:szCs w:val="28"/>
+          <w:lang w:val="en-GB"/>
+        </w:rPr>
+        <w:t>a</w:t>
       </w:r>
     </w:p>
     <w:p>
@@ -1304,18 +1989,11 @@
         <w:jc w:val="center"/>
       </w:pPr>
       <w:r>
-        <w:rPr>
-          <w:rFonts w:ascii="Times New Roman" w:hAnsi="Times New Roman" w:cs="Times New Roman"/>
-          <w:b/>
-          <w:noProof/>
-          <w:sz w:val="28"/>
-          <w:szCs w:val="28"/>
-        </w:rPr>
         <w:drawing>
-          <wp:inline distT="0" distB="0" distL="0" distR="0" wp14:anchorId="38CA1A28" wp14:editId="76C5BAEF">
-            <wp:extent cx="5219700" cy="2800350"/>
-            <wp:effectExtent l="0" t="0" r="0" b="0"/>
-            <wp:docPr id="4" name="Рисунок 4"/>
+          <wp:inline distT="0" distB="0" distL="0" distR="0" wp14:anchorId="3BEA2764" wp14:editId="0ADE20AB">
+            <wp:extent cx="5940425" cy="605155"/>
+            <wp:effectExtent l="0" t="0" r="3175" b="4445"/>
+            <wp:docPr id="13" name="Рисунок 13"/>
             <wp:cNvGraphicFramePr>
               <a:graphicFrameLocks xmlns:a="http://schemas.openxmlformats.org/drawingml/2006/main" noChangeAspect="1"/>
             </wp:cNvGraphicFramePr>
@@ -1323,36 +2001,23 @@
               <a:graphicData uri="http://schemas.openxmlformats.org/drawingml/2006/picture">
                 <pic:pic xmlns:pic="http://schemas.openxmlformats.org/drawingml/2006/picture">
                   <pic:nvPicPr>
-                    <pic:cNvPr id="0" name="Picture 3"/>
-                    <pic:cNvPicPr>
-                      <a:picLocks noChangeAspect="1" noChangeArrowheads="1"/>
-                    </pic:cNvPicPr>
+                    <pic:cNvPr id="1" name=""/>
+                    <pic:cNvPicPr/>
                   </pic:nvPicPr>
                   <pic:blipFill>
-                    <a:blip r:embed="rId7" cstate="print">
-                      <a:extLst>
-                        <a:ext uri="{28A0092B-C50C-407E-A947-70E740481C1C}">
-                          <a14:useLocalDpi xmlns:a14="http://schemas.microsoft.com/office/drawing/2010/main" val="0"/>
-                        </a:ext>
-                      </a:extLst>
-                    </a:blip>
-                    <a:srcRect/>
+                    <a:blip r:embed="rId9"/>
                     <a:stretch>
                       <a:fillRect/>
                     </a:stretch>
                   </pic:blipFill>
-                  <pic:spPr bwMode="auto">
+                  <pic:spPr>
                     <a:xfrm>
                       <a:off x="0" y="0"/>
-                      <a:ext cx="5219700" cy="2800350"/>
+                      <a:ext cx="5940425" cy="605155"/>
                     </a:xfrm>
                     <a:prstGeom prst="rect">
                       <a:avLst/>
                     </a:prstGeom>
-                    <a:noFill/>
-                    <a:ln>
-                      <a:noFill/>
-                    </a:ln>
                   </pic:spPr>
                 </pic:pic>
               </a:graphicData>
@@ -1367,907 +2032,125 @@
         <w:jc w:val="center"/>
         <w:rPr>
           <w:rFonts w:ascii="Times New Roman" w:hAnsi="Times New Roman" w:cs="Times New Roman"/>
-          <w:b/>
-          <w:bCs/>
-          <w:i w:val="0"/>
-          <w:iCs w:val="0"/>
-          <w:color w:val="000000" w:themeColor="text1"/>
-          <w:sz w:val="20"/>
-          <w:szCs w:val="20"/>
-        </w:rPr>
-      </w:pPr>
-      <w:r>
-        <w:rPr>
-          <w:b/>
-          <w:bCs/>
-          <w:i w:val="0"/>
-          <w:iCs w:val="0"/>
-          <w:color w:val="000000" w:themeColor="text1"/>
-          <w:sz w:val="20"/>
-          <w:szCs w:val="20"/>
+          <w:i w:val="0"/>
+          <w:iCs w:val="0"/>
+          <w:color w:val="000000" w:themeColor="text1"/>
+          <w:sz w:val="24"/>
+          <w:szCs w:val="24"/>
+        </w:rPr>
+      </w:pPr>
+      <w:r>
+        <w:rPr>
+          <w:rFonts w:ascii="Times New Roman" w:hAnsi="Times New Roman" w:cs="Times New Roman"/>
+          <w:i w:val="0"/>
+          <w:iCs w:val="0"/>
+          <w:color w:val="000000" w:themeColor="text1"/>
+          <w:sz w:val="24"/>
+          <w:szCs w:val="24"/>
         </w:rPr>
         <w:t xml:space="preserve">Рисунок </w:t>
       </w:r>
       <w:r>
         <w:rPr>
-          <w:b/>
-          <w:bCs/>
-          <w:i w:val="0"/>
-          <w:iCs w:val="0"/>
-          <w:color w:val="000000" w:themeColor="text1"/>
-          <w:sz w:val="20"/>
-          <w:szCs w:val="20"/>
+          <w:rFonts w:ascii="Times New Roman" w:hAnsi="Times New Roman" w:cs="Times New Roman"/>
+          <w:i w:val="0"/>
+          <w:iCs w:val="0"/>
+          <w:color w:val="000000" w:themeColor="text1"/>
+          <w:sz w:val="24"/>
+          <w:szCs w:val="24"/>
         </w:rPr>
         <w:fldChar w:fldCharType="begin"/>
       </w:r>
       <w:r>
         <w:rPr>
-          <w:b/>
-          <w:bCs/>
-          <w:i w:val="0"/>
-          <w:iCs w:val="0"/>
-          <w:color w:val="000000" w:themeColor="text1"/>
-          <w:sz w:val="20"/>
-          <w:szCs w:val="20"/>
+          <w:rFonts w:ascii="Times New Roman" w:hAnsi="Times New Roman" w:cs="Times New Roman"/>
+          <w:i w:val="0"/>
+          <w:iCs w:val="0"/>
+          <w:color w:val="000000" w:themeColor="text1"/>
+          <w:sz w:val="24"/>
+          <w:szCs w:val="24"/>
         </w:rPr>
         <w:instrText xml:space="preserve"> SEQ Рисунок \* ARABIC </w:instrText>
       </w:r>
       <w:r>
         <w:rPr>
-          <w:b/>
-          <w:bCs/>
-          <w:i w:val="0"/>
-          <w:iCs w:val="0"/>
-          <w:color w:val="000000" w:themeColor="text1"/>
-          <w:sz w:val="20"/>
-          <w:szCs w:val="20"/>
+          <w:rFonts w:ascii="Times New Roman" w:hAnsi="Times New Roman" w:cs="Times New Roman"/>
+          <w:i w:val="0"/>
+          <w:iCs w:val="0"/>
+          <w:color w:val="000000" w:themeColor="text1"/>
+          <w:sz w:val="24"/>
+          <w:szCs w:val="24"/>
         </w:rPr>
         <w:fldChar w:fldCharType="separate"/>
       </w:r>
       <w:r>
         <w:rPr>
-          <w:b/>
-          <w:bCs/>
+          <w:rFonts w:ascii="Times New Roman" w:hAnsi="Times New Roman" w:cs="Times New Roman"/>
           <w:i w:val="0"/>
           <w:iCs w:val="0"/>
           <w:noProof/>
           <w:color w:val="000000" w:themeColor="text1"/>
-          <w:sz w:val="20"/>
-          <w:szCs w:val="20"/>
-        </w:rPr>
-        <w:t>3</w:t>
-      </w:r>
-      <w:r>
-        <w:rPr>
-          <w:b/>
-          <w:bCs/>
-          <w:i w:val="0"/>
-          <w:iCs w:val="0"/>
-          <w:color w:val="000000" w:themeColor="text1"/>
-          <w:sz w:val="20"/>
-          <w:szCs w:val="20"/>
+          <w:sz w:val="24"/>
+          <w:szCs w:val="24"/>
+        </w:rPr>
+        <w:t>5</w:t>
+      </w:r>
+      <w:r>
+        <w:rPr>
+          <w:rFonts w:ascii="Times New Roman" w:hAnsi="Times New Roman" w:cs="Times New Roman"/>
+          <w:i w:val="0"/>
+          <w:iCs w:val="0"/>
+          <w:color w:val="000000" w:themeColor="text1"/>
+          <w:sz w:val="24"/>
+          <w:szCs w:val="24"/>
         </w:rPr>
         <w:fldChar w:fldCharType="end"/>
       </w:r>
       <w:r>
         <w:rPr>
-          <w:b/>
-          <w:bCs/>
-          <w:i w:val="0"/>
-          <w:iCs w:val="0"/>
-          <w:color w:val="000000" w:themeColor="text1"/>
-          <w:sz w:val="20"/>
-          <w:szCs w:val="20"/>
-        </w:rPr>
-        <w:t>. Зоны терминала.</w:t>
-      </w:r>
-    </w:p>
-    <w:p>
-      <w:pPr>
-        <w:pStyle w:val="a6"/>
-        <w:numPr>
-          <w:ilvl w:val="0"/>
-          <w:numId w:val="3"/>
-        </w:numPr>
-        <w:spacing w:after="120"/>
-        <w:rPr>
-          <w:rFonts w:ascii="Times New Roman" w:hAnsi="Times New Roman" w:cs="Times New Roman"/>
-          <w:sz w:val="28"/>
-          <w:szCs w:val="28"/>
-        </w:rPr>
-      </w:pPr>
-      <w:r>
-        <w:rPr>
-          <w:rFonts w:ascii="Times New Roman" w:hAnsi="Times New Roman" w:cs="Times New Roman"/>
-          <w:sz w:val="28"/>
-          <w:szCs w:val="28"/>
-        </w:rPr>
-        <w:t>Кнопки: свернуть, развернуть во весь экран и закрыть.</w:t>
-      </w:r>
-    </w:p>
-    <w:p>
-      <w:pPr>
-        <w:pStyle w:val="a6"/>
-        <w:numPr>
-          <w:ilvl w:val="0"/>
-          <w:numId w:val="3"/>
-        </w:numPr>
-        <w:spacing w:after="120"/>
-        <w:rPr>
-          <w:rFonts w:ascii="Times New Roman" w:hAnsi="Times New Roman" w:cs="Times New Roman"/>
-          <w:sz w:val="28"/>
-          <w:szCs w:val="28"/>
-        </w:rPr>
-      </w:pPr>
-      <w:r>
-        <w:rPr>
-          <w:rFonts w:ascii="Times New Roman" w:hAnsi="Times New Roman" w:cs="Times New Roman"/>
-          <w:sz w:val="28"/>
-          <w:szCs w:val="28"/>
-        </w:rPr>
-        <w:t>Рабочее пространство терминала, т.е. командная строка.</w:t>
-      </w:r>
-    </w:p>
-    <w:p>
-      <w:pPr>
-        <w:spacing w:after="120"/>
-        <w:rPr>
-          <w:rFonts w:ascii="Times New Roman" w:hAnsi="Times New Roman" w:cs="Times New Roman"/>
-          <w:sz w:val="28"/>
-          <w:szCs w:val="28"/>
+          <w:rFonts w:ascii="Times New Roman" w:hAnsi="Times New Roman" w:cs="Times New Roman"/>
+          <w:i w:val="0"/>
+          <w:iCs w:val="0"/>
+          <w:color w:val="000000" w:themeColor="text1"/>
+          <w:sz w:val="24"/>
+          <w:szCs w:val="24"/>
+        </w:rPr>
+        <w:t xml:space="preserve">. Команда для просмотра </w:t>
+      </w:r>
+      <w:r>
+        <w:rPr>
+          <w:rFonts w:ascii="Times New Roman" w:hAnsi="Times New Roman" w:cs="Times New Roman"/>
+          <w:i w:val="0"/>
+          <w:iCs w:val="0"/>
+          <w:color w:val="000000" w:themeColor="text1"/>
+          <w:sz w:val="24"/>
+          <w:szCs w:val="24"/>
           <w:lang w:val="en-GB"/>
         </w:rPr>
-      </w:pPr>
-      <w:r>
-        <w:rPr>
-          <w:rFonts w:ascii="Times New Roman" w:hAnsi="Times New Roman" w:cs="Times New Roman"/>
-          <w:sz w:val="28"/>
-          <w:szCs w:val="28"/>
-        </w:rPr>
-        <w:t>Свойства командной строки</w:t>
-      </w:r>
-      <w:r>
-        <w:rPr>
-          <w:rFonts w:ascii="Times New Roman" w:hAnsi="Times New Roman" w:cs="Times New Roman"/>
-          <w:sz w:val="28"/>
-          <w:szCs w:val="28"/>
-          <w:lang w:val="en-GB"/>
-        </w:rPr>
-        <w:t>:</w:t>
+        <w:t>ARP</w:t>
+      </w:r>
+      <w:r>
+        <w:rPr>
+          <w:rFonts w:ascii="Times New Roman" w:hAnsi="Times New Roman" w:cs="Times New Roman"/>
+          <w:i w:val="0"/>
+          <w:iCs w:val="0"/>
+          <w:color w:val="000000" w:themeColor="text1"/>
+          <w:sz w:val="24"/>
+          <w:szCs w:val="24"/>
+        </w:rPr>
+        <w:t>-таблиц.</w:t>
       </w:r>
     </w:p>
     <w:p>
       <w:pPr>
         <w:keepNext/>
         <w:spacing w:after="120"/>
-        <w:jc w:val="center"/>
-      </w:pPr>
-      <w:r>
-        <w:rPr>
-          <w:rFonts w:ascii="Times New Roman" w:hAnsi="Times New Roman" w:cs="Times New Roman"/>
-          <w:noProof/>
-          <w:sz w:val="28"/>
-          <w:szCs w:val="28"/>
-          <w:lang w:val="en-GB"/>
-        </w:rPr>
+      </w:pPr>
+      <w:r>
         <w:drawing>
-          <wp:inline distT="0" distB="0" distL="0" distR="0" wp14:anchorId="3C5A3218" wp14:editId="3B37F8DD">
-            <wp:extent cx="2809875" cy="3810000"/>
-            <wp:effectExtent l="0" t="0" r="9525" b="0"/>
-            <wp:docPr id="3" name="Рисунок 3"/>
-            <wp:cNvGraphicFramePr>
-              <a:graphicFrameLocks xmlns:a="http://schemas.openxmlformats.org/drawingml/2006/main" noChangeAspect="1"/>
-            </wp:cNvGraphicFramePr>
-            <a:graphic xmlns:a="http://schemas.openxmlformats.org/drawingml/2006/main">
-              <a:graphicData uri="http://schemas.openxmlformats.org/drawingml/2006/picture">
-                <pic:pic xmlns:pic="http://schemas.openxmlformats.org/drawingml/2006/picture">
-                  <pic:nvPicPr>
-                    <pic:cNvPr id="0" name="Picture 4"/>
-                    <pic:cNvPicPr>
-                      <a:picLocks noChangeAspect="1" noChangeArrowheads="1"/>
-                    </pic:cNvPicPr>
-                  </pic:nvPicPr>
-                  <pic:blipFill>
-                    <a:blip r:embed="rId8">
-                      <a:extLst>
-                        <a:ext uri="{28A0092B-C50C-407E-A947-70E740481C1C}">
-                          <a14:useLocalDpi xmlns:a14="http://schemas.microsoft.com/office/drawing/2010/main" val="0"/>
-                        </a:ext>
-                      </a:extLst>
-                    </a:blip>
-                    <a:srcRect/>
-                    <a:stretch>
-                      <a:fillRect/>
-                    </a:stretch>
-                  </pic:blipFill>
-                  <pic:spPr bwMode="auto">
-                    <a:xfrm>
-                      <a:off x="0" y="0"/>
-                      <a:ext cx="2809875" cy="3810000"/>
-                    </a:xfrm>
-                    <a:prstGeom prst="rect">
-                      <a:avLst/>
-                    </a:prstGeom>
-                    <a:noFill/>
-                    <a:ln>
-                      <a:noFill/>
-                    </a:ln>
-                  </pic:spPr>
-                </pic:pic>
-              </a:graphicData>
-            </a:graphic>
-          </wp:inline>
-        </w:drawing>
-      </w:r>
-    </w:p>
-    <w:p>
-      <w:pPr>
-        <w:pStyle w:val="a5"/>
-        <w:jc w:val="center"/>
-        <w:rPr>
-          <w:rFonts w:ascii="Times New Roman" w:hAnsi="Times New Roman" w:cs="Times New Roman"/>
-          <w:b/>
-          <w:bCs/>
-          <w:i w:val="0"/>
-          <w:iCs w:val="0"/>
-          <w:color w:val="000000" w:themeColor="text1"/>
-          <w:sz w:val="20"/>
-          <w:szCs w:val="20"/>
-        </w:rPr>
-      </w:pPr>
-      <w:r>
-        <w:rPr>
-          <w:b/>
-          <w:bCs/>
-          <w:i w:val="0"/>
-          <w:iCs w:val="0"/>
-          <w:color w:val="000000" w:themeColor="text1"/>
-          <w:sz w:val="20"/>
-          <w:szCs w:val="20"/>
-        </w:rPr>
-        <w:t xml:space="preserve">Рисунок </w:t>
-      </w:r>
-      <w:r>
-        <w:rPr>
-          <w:b/>
-          <w:bCs/>
-          <w:i w:val="0"/>
-          <w:iCs w:val="0"/>
-          <w:color w:val="000000" w:themeColor="text1"/>
-          <w:sz w:val="20"/>
-          <w:szCs w:val="20"/>
-        </w:rPr>
-        <w:fldChar w:fldCharType="begin"/>
-      </w:r>
-      <w:r>
-        <w:rPr>
-          <w:b/>
-          <w:bCs/>
-          <w:i w:val="0"/>
-          <w:iCs w:val="0"/>
-          <w:color w:val="000000" w:themeColor="text1"/>
-          <w:sz w:val="20"/>
-          <w:szCs w:val="20"/>
-        </w:rPr>
-        <w:instrText xml:space="preserve"> SEQ Рисунок \* ARABIC </w:instrText>
-      </w:r>
-      <w:r>
-        <w:rPr>
-          <w:b/>
-          <w:bCs/>
-          <w:i w:val="0"/>
-          <w:iCs w:val="0"/>
-          <w:color w:val="000000" w:themeColor="text1"/>
-          <w:sz w:val="20"/>
-          <w:szCs w:val="20"/>
-        </w:rPr>
-        <w:fldChar w:fldCharType="separate"/>
-      </w:r>
-      <w:r>
-        <w:rPr>
-          <w:b/>
-          <w:bCs/>
-          <w:i w:val="0"/>
-          <w:iCs w:val="0"/>
-          <w:noProof/>
-          <w:color w:val="000000" w:themeColor="text1"/>
-          <w:sz w:val="20"/>
-          <w:szCs w:val="20"/>
-        </w:rPr>
-        <w:t>4</w:t>
-      </w:r>
-      <w:r>
-        <w:rPr>
-          <w:b/>
-          <w:bCs/>
-          <w:i w:val="0"/>
-          <w:iCs w:val="0"/>
-          <w:color w:val="000000" w:themeColor="text1"/>
-          <w:sz w:val="20"/>
-          <w:szCs w:val="20"/>
-        </w:rPr>
-        <w:fldChar w:fldCharType="end"/>
-      </w:r>
-      <w:r>
-        <w:rPr>
-          <w:b/>
-          <w:bCs/>
-          <w:i w:val="0"/>
-          <w:iCs w:val="0"/>
-          <w:color w:val="000000" w:themeColor="text1"/>
-          <w:sz w:val="20"/>
-          <w:szCs w:val="20"/>
-        </w:rPr>
-        <w:t>. Свойства терминала.</w:t>
-      </w:r>
-    </w:p>
-    <w:p>
-      <w:pPr>
-        <w:spacing w:after="120"/>
-        <w:rPr>
-          <w:rFonts w:ascii="Times New Roman" w:hAnsi="Times New Roman" w:cs="Times New Roman"/>
-          <w:sz w:val="28"/>
-          <w:szCs w:val="28"/>
-        </w:rPr>
-      </w:pPr>
-    </w:p>
-    <w:p>
-      <w:pPr>
-        <w:spacing w:after="120"/>
-        <w:rPr>
-          <w:rFonts w:ascii="Times New Roman" w:hAnsi="Times New Roman" w:cs="Times New Roman"/>
-          <w:sz w:val="28"/>
-          <w:szCs w:val="28"/>
-        </w:rPr>
-      </w:pPr>
-      <w:r>
-        <w:rPr>
-          <w:rFonts w:ascii="Times New Roman" w:hAnsi="Times New Roman" w:cs="Times New Roman"/>
-          <w:b/>
-          <w:bCs/>
-          <w:sz w:val="28"/>
-          <w:szCs w:val="28"/>
-        </w:rPr>
-        <w:t>1.</w:t>
-      </w:r>
-      <w:r>
-        <w:rPr>
-          <w:rFonts w:ascii="Times New Roman" w:hAnsi="Times New Roman" w:cs="Times New Roman"/>
-          <w:sz w:val="28"/>
-          <w:szCs w:val="28"/>
-        </w:rPr>
-        <w:t xml:space="preserve"> </w:t>
-      </w:r>
-      <w:r>
-        <w:rPr>
-          <w:rFonts w:ascii="Times New Roman" w:hAnsi="Times New Roman" w:cs="Times New Roman"/>
-          <w:b/>
-          <w:bCs/>
-          <w:sz w:val="28"/>
-          <w:szCs w:val="28"/>
-        </w:rPr>
-        <w:t>Терминал</w:t>
-      </w:r>
-      <w:r>
-        <w:rPr>
-          <w:rFonts w:ascii="Times New Roman" w:hAnsi="Times New Roman" w:cs="Times New Roman"/>
-          <w:sz w:val="28"/>
-          <w:szCs w:val="28"/>
-        </w:rPr>
-        <w:t>. В этой вкладке изменяются цвет самого терминала, форма курсора и его цвет.</w:t>
-      </w:r>
-    </w:p>
-    <w:p>
-      <w:pPr>
-        <w:spacing w:after="120"/>
-        <w:rPr>
-          <w:rFonts w:ascii="Times New Roman" w:hAnsi="Times New Roman" w:cs="Times New Roman"/>
-          <w:sz w:val="28"/>
-          <w:szCs w:val="28"/>
-        </w:rPr>
-      </w:pPr>
-      <w:r>
-        <w:rPr>
-          <w:rFonts w:ascii="Times New Roman" w:hAnsi="Times New Roman" w:cs="Times New Roman"/>
-          <w:b/>
-          <w:bCs/>
-          <w:sz w:val="28"/>
-          <w:szCs w:val="28"/>
-        </w:rPr>
-        <w:lastRenderedPageBreak/>
-        <w:t>2.</w:t>
-      </w:r>
-      <w:r>
-        <w:rPr>
-          <w:rFonts w:ascii="Times New Roman" w:hAnsi="Times New Roman" w:cs="Times New Roman"/>
-          <w:sz w:val="28"/>
-          <w:szCs w:val="28"/>
-        </w:rPr>
-        <w:t xml:space="preserve"> </w:t>
-      </w:r>
-      <w:r>
-        <w:rPr>
-          <w:rFonts w:ascii="Times New Roman" w:hAnsi="Times New Roman" w:cs="Times New Roman"/>
-          <w:b/>
-          <w:bCs/>
-          <w:sz w:val="28"/>
-          <w:szCs w:val="28"/>
-        </w:rPr>
-        <w:t>Настройки</w:t>
-      </w:r>
-      <w:r>
-        <w:rPr>
-          <w:rFonts w:ascii="Times New Roman" w:hAnsi="Times New Roman" w:cs="Times New Roman"/>
-          <w:sz w:val="28"/>
-          <w:szCs w:val="28"/>
-        </w:rPr>
-        <w:t>. В этой вкладке настраивается взаимодействие к командной строке (настройка курсора, размер буфера команд и т.д.).</w:t>
-      </w:r>
-    </w:p>
-    <w:p>
-      <w:pPr>
-        <w:spacing w:after="120"/>
-        <w:rPr>
-          <w:rFonts w:ascii="Times New Roman" w:hAnsi="Times New Roman" w:cs="Times New Roman"/>
-          <w:sz w:val="28"/>
-          <w:szCs w:val="28"/>
-        </w:rPr>
-      </w:pPr>
-      <w:r>
-        <w:rPr>
-          <w:rFonts w:ascii="Times New Roman" w:hAnsi="Times New Roman" w:cs="Times New Roman"/>
-          <w:b/>
-          <w:bCs/>
-          <w:sz w:val="28"/>
-          <w:szCs w:val="28"/>
-        </w:rPr>
-        <w:t>3.</w:t>
-      </w:r>
-      <w:r>
-        <w:rPr>
-          <w:rFonts w:ascii="Times New Roman" w:hAnsi="Times New Roman" w:cs="Times New Roman"/>
-          <w:sz w:val="28"/>
-          <w:szCs w:val="28"/>
-        </w:rPr>
-        <w:t xml:space="preserve"> </w:t>
-      </w:r>
-      <w:r>
-        <w:rPr>
-          <w:rFonts w:ascii="Times New Roman" w:hAnsi="Times New Roman" w:cs="Times New Roman"/>
-          <w:b/>
-          <w:bCs/>
-          <w:sz w:val="28"/>
-          <w:szCs w:val="28"/>
-        </w:rPr>
-        <w:t>Шрифт</w:t>
-      </w:r>
-      <w:r>
-        <w:rPr>
-          <w:rFonts w:ascii="Times New Roman" w:hAnsi="Times New Roman" w:cs="Times New Roman"/>
-          <w:sz w:val="28"/>
-          <w:szCs w:val="28"/>
-        </w:rPr>
-        <w:t>. Предоставляет возможность изменения параметров шрифта командной строки (размер, шрифт).</w:t>
-      </w:r>
-    </w:p>
-    <w:p>
-      <w:pPr>
-        <w:spacing w:after="120"/>
-        <w:rPr>
-          <w:rFonts w:ascii="Times New Roman" w:hAnsi="Times New Roman" w:cs="Times New Roman"/>
-          <w:sz w:val="28"/>
-          <w:szCs w:val="28"/>
-        </w:rPr>
-      </w:pPr>
-      <w:r>
-        <w:rPr>
-          <w:rFonts w:ascii="Times New Roman" w:hAnsi="Times New Roman" w:cs="Times New Roman"/>
-          <w:b/>
-          <w:bCs/>
-          <w:sz w:val="28"/>
-          <w:szCs w:val="28"/>
-        </w:rPr>
-        <w:t>4.</w:t>
-      </w:r>
-      <w:r>
-        <w:rPr>
-          <w:rFonts w:ascii="Times New Roman" w:hAnsi="Times New Roman" w:cs="Times New Roman"/>
-          <w:sz w:val="28"/>
-          <w:szCs w:val="28"/>
-        </w:rPr>
-        <w:t xml:space="preserve"> </w:t>
-      </w:r>
-      <w:r>
-        <w:rPr>
-          <w:rFonts w:ascii="Times New Roman" w:hAnsi="Times New Roman" w:cs="Times New Roman"/>
-          <w:b/>
-          <w:bCs/>
-          <w:sz w:val="28"/>
-          <w:szCs w:val="28"/>
-        </w:rPr>
-        <w:t>Расположение</w:t>
-      </w:r>
-      <w:r>
-        <w:rPr>
-          <w:rFonts w:ascii="Times New Roman" w:hAnsi="Times New Roman" w:cs="Times New Roman"/>
-          <w:sz w:val="28"/>
-          <w:szCs w:val="28"/>
-        </w:rPr>
-        <w:t>. Позволяет изменить буфер экрана (количество сохраняемого текста), размер окна и его положения при запуске терминала.</w:t>
-      </w:r>
-    </w:p>
-    <w:p>
-      <w:pPr>
-        <w:spacing w:after="120"/>
-        <w:rPr>
-          <w:rFonts w:ascii="Times New Roman" w:hAnsi="Times New Roman" w:cs="Times New Roman"/>
-          <w:sz w:val="28"/>
-          <w:szCs w:val="28"/>
-        </w:rPr>
-      </w:pPr>
-      <w:r>
-        <w:rPr>
-          <w:rFonts w:ascii="Times New Roman" w:hAnsi="Times New Roman" w:cs="Times New Roman"/>
-          <w:b/>
-          <w:bCs/>
-          <w:sz w:val="28"/>
-          <w:szCs w:val="28"/>
-        </w:rPr>
-        <w:t>5.</w:t>
-      </w:r>
-      <w:r>
-        <w:rPr>
-          <w:rFonts w:ascii="Times New Roman" w:hAnsi="Times New Roman" w:cs="Times New Roman"/>
-          <w:sz w:val="28"/>
-          <w:szCs w:val="28"/>
-        </w:rPr>
-        <w:t xml:space="preserve"> </w:t>
-      </w:r>
-      <w:r>
-        <w:rPr>
-          <w:rFonts w:ascii="Times New Roman" w:hAnsi="Times New Roman" w:cs="Times New Roman"/>
-          <w:b/>
-          <w:bCs/>
-          <w:sz w:val="28"/>
-          <w:szCs w:val="28"/>
-        </w:rPr>
-        <w:t>Цвета</w:t>
-      </w:r>
-      <w:r>
-        <w:rPr>
-          <w:rFonts w:ascii="Times New Roman" w:hAnsi="Times New Roman" w:cs="Times New Roman"/>
-          <w:sz w:val="28"/>
-          <w:szCs w:val="28"/>
-        </w:rPr>
-        <w:t>. Возможно изменить фон экрана, текст на экране, выбрать цвет и изменить прозрачность.</w:t>
-      </w:r>
-    </w:p>
-    <w:p>
-      <w:pPr>
-        <w:spacing w:after="120"/>
-        <w:rPr>
-          <w:rFonts w:ascii="Times New Roman" w:hAnsi="Times New Roman" w:cs="Times New Roman"/>
-          <w:sz w:val="28"/>
-          <w:szCs w:val="28"/>
-        </w:rPr>
-      </w:pPr>
-    </w:p>
-    <w:p>
-      <w:pPr>
-        <w:pStyle w:val="a6"/>
-        <w:numPr>
-          <w:ilvl w:val="0"/>
-          <w:numId w:val="2"/>
-        </w:numPr>
-        <w:spacing w:after="120"/>
-        <w:rPr>
-          <w:rFonts w:ascii="Times New Roman" w:hAnsi="Times New Roman" w:cs="Times New Roman"/>
-          <w:b/>
-          <w:bCs/>
-          <w:sz w:val="28"/>
-          <w:szCs w:val="28"/>
-        </w:rPr>
-      </w:pPr>
-      <w:r>
-        <w:rPr>
-          <w:rFonts w:ascii="Times New Roman" w:hAnsi="Times New Roman" w:cs="Times New Roman"/>
-          <w:b/>
-          <w:bCs/>
-          <w:sz w:val="28"/>
-          <w:szCs w:val="28"/>
-        </w:rPr>
-        <w:t xml:space="preserve">Просмотр </w:t>
-      </w:r>
-      <w:r>
-        <w:rPr>
-          <w:rFonts w:ascii="Times New Roman" w:hAnsi="Times New Roman" w:cs="Times New Roman"/>
-          <w:b/>
-          <w:bCs/>
-          <w:sz w:val="28"/>
-          <w:szCs w:val="28"/>
-          <w:lang w:val="en-GB"/>
-        </w:rPr>
-        <w:t>ARP-</w:t>
-      </w:r>
-      <w:r>
-        <w:rPr>
-          <w:rFonts w:ascii="Times New Roman" w:hAnsi="Times New Roman" w:cs="Times New Roman"/>
-          <w:b/>
-          <w:bCs/>
-          <w:sz w:val="28"/>
-          <w:szCs w:val="28"/>
-        </w:rPr>
-        <w:t>таблицы.</w:t>
-      </w:r>
-    </w:p>
-    <w:p>
-      <w:pPr>
-        <w:spacing w:after="120"/>
-        <w:ind w:left="708"/>
-        <w:rPr>
-          <w:rFonts w:ascii="Times New Roman" w:hAnsi="Times New Roman" w:cs="Times New Roman"/>
-          <w:sz w:val="28"/>
-          <w:szCs w:val="28"/>
-        </w:rPr>
-      </w:pPr>
-      <w:r>
-        <w:rPr>
-          <w:rFonts w:ascii="Times New Roman" w:hAnsi="Times New Roman" w:cs="Times New Roman"/>
-          <w:sz w:val="28"/>
-          <w:szCs w:val="28"/>
-        </w:rPr>
-        <w:t xml:space="preserve">Для просмотра </w:t>
-      </w:r>
-      <w:r>
-        <w:rPr>
-          <w:rFonts w:ascii="Times New Roman" w:hAnsi="Times New Roman" w:cs="Times New Roman"/>
-          <w:sz w:val="28"/>
-          <w:szCs w:val="28"/>
-          <w:lang w:val="en-GB"/>
-        </w:rPr>
-        <w:t>ARP</w:t>
-      </w:r>
-      <w:r>
-        <w:rPr>
-          <w:rFonts w:ascii="Times New Roman" w:hAnsi="Times New Roman" w:cs="Times New Roman"/>
-          <w:sz w:val="28"/>
-          <w:szCs w:val="28"/>
-        </w:rPr>
-        <w:t xml:space="preserve">-таблицы необходимо в командной строке ввести команду </w:t>
-      </w:r>
-      <w:r>
-        <w:rPr>
-          <w:rFonts w:ascii="Times New Roman" w:hAnsi="Times New Roman" w:cs="Times New Roman"/>
-          <w:sz w:val="28"/>
-          <w:szCs w:val="28"/>
-          <w:lang w:val="en-GB"/>
-        </w:rPr>
-        <w:t>arp</w:t>
-      </w:r>
-      <w:r>
-        <w:rPr>
-          <w:rFonts w:ascii="Times New Roman" w:hAnsi="Times New Roman" w:cs="Times New Roman"/>
-          <w:sz w:val="28"/>
-          <w:szCs w:val="28"/>
-        </w:rPr>
-        <w:t xml:space="preserve"> -</w:t>
-      </w:r>
-      <w:r>
-        <w:rPr>
-          <w:rFonts w:ascii="Times New Roman" w:hAnsi="Times New Roman" w:cs="Times New Roman"/>
-          <w:sz w:val="28"/>
-          <w:szCs w:val="28"/>
-          <w:lang w:val="en-GB"/>
-        </w:rPr>
-        <w:t>a</w:t>
-      </w:r>
-    </w:p>
-    <w:p>
-      <w:pPr>
-        <w:keepNext/>
-        <w:spacing w:after="120"/>
-        <w:jc w:val="center"/>
-      </w:pPr>
-      <w:r>
-        <w:rPr>
-          <w:rFonts w:ascii="Times New Roman" w:hAnsi="Times New Roman" w:cs="Times New Roman"/>
-          <w:noProof/>
-          <w:sz w:val="28"/>
-          <w:szCs w:val="28"/>
-        </w:rPr>
-        <w:drawing>
-          <wp:inline distT="0" distB="0" distL="0" distR="0" wp14:anchorId="6B409A15" wp14:editId="77128DBF">
-            <wp:extent cx="5934075" cy="1552575"/>
-            <wp:effectExtent l="0" t="0" r="9525" b="9525"/>
-            <wp:docPr id="2" name="Рисунок 2"/>
-            <wp:cNvGraphicFramePr>
-              <a:graphicFrameLocks xmlns:a="http://schemas.openxmlformats.org/drawingml/2006/main" noChangeAspect="1"/>
-            </wp:cNvGraphicFramePr>
-            <a:graphic xmlns:a="http://schemas.openxmlformats.org/drawingml/2006/main">
-              <a:graphicData uri="http://schemas.openxmlformats.org/drawingml/2006/picture">
-                <pic:pic xmlns:pic="http://schemas.openxmlformats.org/drawingml/2006/picture">
-                  <pic:nvPicPr>
-                    <pic:cNvPr id="0" name="Picture 5"/>
-                    <pic:cNvPicPr>
-                      <a:picLocks noChangeAspect="1" noChangeArrowheads="1"/>
-                    </pic:cNvPicPr>
-                  </pic:nvPicPr>
-                  <pic:blipFill>
-                    <a:blip r:embed="rId9">
-                      <a:extLst>
-                        <a:ext uri="{28A0092B-C50C-407E-A947-70E740481C1C}">
-                          <a14:useLocalDpi xmlns:a14="http://schemas.microsoft.com/office/drawing/2010/main" val="0"/>
-                        </a:ext>
-                      </a:extLst>
-                    </a:blip>
-                    <a:srcRect/>
-                    <a:stretch>
-                      <a:fillRect/>
-                    </a:stretch>
-                  </pic:blipFill>
-                  <pic:spPr bwMode="auto">
-                    <a:xfrm>
-                      <a:off x="0" y="0"/>
-                      <a:ext cx="5934075" cy="1552575"/>
-                    </a:xfrm>
-                    <a:prstGeom prst="rect">
-                      <a:avLst/>
-                    </a:prstGeom>
-                    <a:noFill/>
-                    <a:ln>
-                      <a:noFill/>
-                    </a:ln>
-                  </pic:spPr>
-                </pic:pic>
-              </a:graphicData>
-            </a:graphic>
-          </wp:inline>
-        </w:drawing>
-      </w:r>
-    </w:p>
-    <w:p>
-      <w:pPr>
-        <w:pStyle w:val="a5"/>
-        <w:jc w:val="center"/>
-        <w:rPr>
-          <w:rFonts w:ascii="Times New Roman" w:hAnsi="Times New Roman" w:cs="Times New Roman"/>
-          <w:b/>
-          <w:bCs/>
-          <w:i w:val="0"/>
-          <w:iCs w:val="0"/>
-          <w:color w:val="000000" w:themeColor="text1"/>
-          <w:sz w:val="20"/>
-          <w:szCs w:val="20"/>
-        </w:rPr>
-      </w:pPr>
-      <w:r>
-        <w:rPr>
-          <w:b/>
-          <w:bCs/>
-          <w:i w:val="0"/>
-          <w:iCs w:val="0"/>
-          <w:color w:val="000000" w:themeColor="text1"/>
-          <w:sz w:val="20"/>
-          <w:szCs w:val="20"/>
-        </w:rPr>
-        <w:t xml:space="preserve">Рисунок </w:t>
-      </w:r>
-      <w:r>
-        <w:rPr>
-          <w:b/>
-          <w:bCs/>
-          <w:i w:val="0"/>
-          <w:iCs w:val="0"/>
-          <w:color w:val="000000" w:themeColor="text1"/>
-          <w:sz w:val="20"/>
-          <w:szCs w:val="20"/>
-        </w:rPr>
-        <w:fldChar w:fldCharType="begin"/>
-      </w:r>
-      <w:r>
-        <w:rPr>
-          <w:b/>
-          <w:bCs/>
-          <w:i w:val="0"/>
-          <w:iCs w:val="0"/>
-          <w:color w:val="000000" w:themeColor="text1"/>
-          <w:sz w:val="20"/>
-          <w:szCs w:val="20"/>
-        </w:rPr>
-        <w:instrText xml:space="preserve"> SEQ Рисунок \* ARABIC </w:instrText>
-      </w:r>
-      <w:r>
-        <w:rPr>
-          <w:b/>
-          <w:bCs/>
-          <w:i w:val="0"/>
-          <w:iCs w:val="0"/>
-          <w:color w:val="000000" w:themeColor="text1"/>
-          <w:sz w:val="20"/>
-          <w:szCs w:val="20"/>
-        </w:rPr>
-        <w:fldChar w:fldCharType="separate"/>
-      </w:r>
-      <w:r>
-        <w:rPr>
-          <w:b/>
-          <w:bCs/>
-          <w:i w:val="0"/>
-          <w:iCs w:val="0"/>
-          <w:noProof/>
-          <w:color w:val="000000" w:themeColor="text1"/>
-          <w:sz w:val="20"/>
-          <w:szCs w:val="20"/>
-        </w:rPr>
-        <w:t>5</w:t>
-      </w:r>
-      <w:r>
-        <w:rPr>
-          <w:b/>
-          <w:bCs/>
-          <w:i w:val="0"/>
-          <w:iCs w:val="0"/>
-          <w:color w:val="000000" w:themeColor="text1"/>
-          <w:sz w:val="20"/>
-          <w:szCs w:val="20"/>
-        </w:rPr>
-        <w:fldChar w:fldCharType="end"/>
-      </w:r>
-      <w:r>
-        <w:rPr>
-          <w:b/>
-          <w:bCs/>
-          <w:i w:val="0"/>
-          <w:iCs w:val="0"/>
-          <w:color w:val="000000" w:themeColor="text1"/>
-          <w:sz w:val="20"/>
-          <w:szCs w:val="20"/>
-        </w:rPr>
-        <w:t xml:space="preserve">. Команда для просмотра </w:t>
-      </w:r>
-      <w:r>
-        <w:rPr>
-          <w:b/>
-          <w:bCs/>
-          <w:i w:val="0"/>
-          <w:iCs w:val="0"/>
-          <w:color w:val="000000" w:themeColor="text1"/>
-          <w:sz w:val="20"/>
-          <w:szCs w:val="20"/>
-          <w:lang w:val="en-GB"/>
-        </w:rPr>
-        <w:t>ARP</w:t>
-      </w:r>
-      <w:r>
-        <w:rPr>
-          <w:b/>
-          <w:bCs/>
-          <w:i w:val="0"/>
-          <w:iCs w:val="0"/>
-          <w:color w:val="000000" w:themeColor="text1"/>
-          <w:sz w:val="20"/>
-          <w:szCs w:val="20"/>
-        </w:rPr>
-        <w:t>-таблиц.</w:t>
-      </w:r>
-    </w:p>
-    <w:p>
-      <w:pPr>
-        <w:keepNext/>
-        <w:spacing w:after="120"/>
-      </w:pPr>
-      <w:r>
-        <w:rPr>
-          <w:rFonts w:ascii="Times New Roman" w:hAnsi="Times New Roman" w:cs="Times New Roman"/>
-          <w:noProof/>
-          <w:sz w:val="28"/>
-          <w:szCs w:val="28"/>
-          <w:lang w:val="en-GB"/>
-        </w:rPr>
-        <w:drawing>
-          <wp:inline distT="0" distB="0" distL="0" distR="0" wp14:anchorId="28640FE4" wp14:editId="7556C941">
-            <wp:extent cx="5940425" cy="3598545"/>
-            <wp:effectExtent l="0" t="0" r="3175" b="1905"/>
+          <wp:inline distT="0" distB="0" distL="0" distR="0" wp14:anchorId="5F3EE6CA" wp14:editId="1FB46348">
+            <wp:extent cx="5940425" cy="3106420"/>
+            <wp:effectExtent l="0" t="0" r="3175" b="0"/>
             <wp:docPr id="1" name="Рисунок 1"/>
             <wp:cNvGraphicFramePr>
               <a:graphicFrameLocks xmlns:a="http://schemas.openxmlformats.org/drawingml/2006/main" noChangeAspect="1"/>
@@ -2276,36 +2159,23 @@
               <a:graphicData uri="http://schemas.openxmlformats.org/drawingml/2006/picture">
                 <pic:pic xmlns:pic="http://schemas.openxmlformats.org/drawingml/2006/picture">
                   <pic:nvPicPr>
-                    <pic:cNvPr id="0" name="Рисунок 1"/>
-                    <pic:cNvPicPr>
-                      <a:picLocks noChangeAspect="1" noChangeArrowheads="1"/>
-                    </pic:cNvPicPr>
+                    <pic:cNvPr id="1" name=""/>
+                    <pic:cNvPicPr/>
                   </pic:nvPicPr>
                   <pic:blipFill>
-                    <a:blip r:embed="rId10">
-                      <a:extLst>
-                        <a:ext uri="{28A0092B-C50C-407E-A947-70E740481C1C}">
-                          <a14:useLocalDpi xmlns:a14="http://schemas.microsoft.com/office/drawing/2010/main" val="0"/>
-                        </a:ext>
-                      </a:extLst>
-                    </a:blip>
-                    <a:srcRect/>
+                    <a:blip r:embed="rId10"/>
                     <a:stretch>
                       <a:fillRect/>
                     </a:stretch>
                   </pic:blipFill>
-                  <pic:spPr bwMode="auto">
+                  <pic:spPr>
                     <a:xfrm>
                       <a:off x="0" y="0"/>
-                      <a:ext cx="5940425" cy="3598545"/>
+                      <a:ext cx="5940425" cy="3106420"/>
                     </a:xfrm>
                     <a:prstGeom prst="rect">
                       <a:avLst/>
                     </a:prstGeom>
-                    <a:noFill/>
-                    <a:ln>
-                      <a:noFill/>
-                    </a:ln>
                   </pic:spPr>
                 </pic:pic>
               </a:graphicData>
@@ -2319,159 +2189,136 @@
         <w:pStyle w:val="a5"/>
         <w:jc w:val="center"/>
         <w:rPr>
-          <w:b/>
-          <w:bCs/>
-          <w:i w:val="0"/>
-          <w:iCs w:val="0"/>
-          <w:color w:val="000000" w:themeColor="text1"/>
-          <w:sz w:val="20"/>
-          <w:szCs w:val="20"/>
-        </w:rPr>
-      </w:pPr>
-      <w:r>
-        <w:rPr>
-          <w:b/>
-          <w:bCs/>
-          <w:i w:val="0"/>
-          <w:iCs w:val="0"/>
-          <w:color w:val="000000" w:themeColor="text1"/>
-          <w:sz w:val="20"/>
-          <w:szCs w:val="20"/>
+          <w:rFonts w:ascii="Times New Roman" w:hAnsi="Times New Roman" w:cs="Times New Roman"/>
+          <w:i w:val="0"/>
+          <w:iCs w:val="0"/>
+          <w:color w:val="000000" w:themeColor="text1"/>
+          <w:sz w:val="24"/>
+          <w:szCs w:val="24"/>
+        </w:rPr>
+      </w:pPr>
+      <w:r>
+        <w:rPr>
+          <w:rFonts w:ascii="Times New Roman" w:hAnsi="Times New Roman" w:cs="Times New Roman"/>
+          <w:i w:val="0"/>
+          <w:iCs w:val="0"/>
+          <w:color w:val="000000" w:themeColor="text1"/>
+          <w:sz w:val="24"/>
+          <w:szCs w:val="24"/>
         </w:rPr>
         <w:t xml:space="preserve">Рисунок </w:t>
       </w:r>
       <w:r>
         <w:rPr>
-          <w:b/>
-          <w:bCs/>
-          <w:i w:val="0"/>
-          <w:iCs w:val="0"/>
-          <w:color w:val="000000" w:themeColor="text1"/>
-          <w:sz w:val="20"/>
-          <w:szCs w:val="20"/>
+          <w:rFonts w:ascii="Times New Roman" w:hAnsi="Times New Roman" w:cs="Times New Roman"/>
+          <w:i w:val="0"/>
+          <w:iCs w:val="0"/>
+          <w:color w:val="000000" w:themeColor="text1"/>
+          <w:sz w:val="24"/>
+          <w:szCs w:val="24"/>
         </w:rPr>
         <w:fldChar w:fldCharType="begin"/>
       </w:r>
       <w:r>
         <w:rPr>
-          <w:b/>
-          <w:bCs/>
-          <w:i w:val="0"/>
-          <w:iCs w:val="0"/>
-          <w:color w:val="000000" w:themeColor="text1"/>
-          <w:sz w:val="20"/>
-          <w:szCs w:val="20"/>
+          <w:rFonts w:ascii="Times New Roman" w:hAnsi="Times New Roman" w:cs="Times New Roman"/>
+          <w:i w:val="0"/>
+          <w:iCs w:val="0"/>
+          <w:color w:val="000000" w:themeColor="text1"/>
+          <w:sz w:val="24"/>
+          <w:szCs w:val="24"/>
         </w:rPr>
         <w:instrText xml:space="preserve"> SEQ Рисунок \* ARABIC </w:instrText>
       </w:r>
       <w:r>
         <w:rPr>
-          <w:b/>
-          <w:bCs/>
-          <w:i w:val="0"/>
-          <w:iCs w:val="0"/>
-          <w:color w:val="000000" w:themeColor="text1"/>
-          <w:sz w:val="20"/>
-          <w:szCs w:val="20"/>
+          <w:rFonts w:ascii="Times New Roman" w:hAnsi="Times New Roman" w:cs="Times New Roman"/>
+          <w:i w:val="0"/>
+          <w:iCs w:val="0"/>
+          <w:color w:val="000000" w:themeColor="text1"/>
+          <w:sz w:val="24"/>
+          <w:szCs w:val="24"/>
         </w:rPr>
         <w:fldChar w:fldCharType="separate"/>
       </w:r>
       <w:r>
         <w:rPr>
-          <w:b/>
-          <w:bCs/>
+          <w:rFonts w:ascii="Times New Roman" w:hAnsi="Times New Roman" w:cs="Times New Roman"/>
           <w:i w:val="0"/>
           <w:iCs w:val="0"/>
           <w:noProof/>
           <w:color w:val="000000" w:themeColor="text1"/>
-          <w:sz w:val="20"/>
-          <w:szCs w:val="20"/>
+          <w:sz w:val="24"/>
+          <w:szCs w:val="24"/>
         </w:rPr>
         <w:t>6</w:t>
       </w:r>
       <w:r>
         <w:rPr>
-          <w:b/>
-          <w:bCs/>
-          <w:i w:val="0"/>
-          <w:iCs w:val="0"/>
-          <w:color w:val="000000" w:themeColor="text1"/>
-          <w:sz w:val="20"/>
-          <w:szCs w:val="20"/>
+          <w:rFonts w:ascii="Times New Roman" w:hAnsi="Times New Roman" w:cs="Times New Roman"/>
+          <w:i w:val="0"/>
+          <w:iCs w:val="0"/>
+          <w:color w:val="000000" w:themeColor="text1"/>
+          <w:sz w:val="24"/>
+          <w:szCs w:val="24"/>
         </w:rPr>
         <w:fldChar w:fldCharType="end"/>
       </w:r>
       <w:r>
         <w:rPr>
-          <w:b/>
-          <w:bCs/>
-          <w:i w:val="0"/>
-          <w:iCs w:val="0"/>
-          <w:color w:val="000000" w:themeColor="text1"/>
-          <w:sz w:val="20"/>
-          <w:szCs w:val="20"/>
+          <w:rFonts w:ascii="Times New Roman" w:hAnsi="Times New Roman" w:cs="Times New Roman"/>
+          <w:i w:val="0"/>
+          <w:iCs w:val="0"/>
+          <w:color w:val="000000" w:themeColor="text1"/>
+          <w:sz w:val="24"/>
+          <w:szCs w:val="24"/>
         </w:rPr>
         <w:t xml:space="preserve">. </w:t>
       </w:r>
       <w:r>
         <w:rPr>
-          <w:b/>
-          <w:bCs/>
-          <w:i w:val="0"/>
-          <w:iCs w:val="0"/>
-          <w:color w:val="000000" w:themeColor="text1"/>
-          <w:sz w:val="20"/>
-          <w:szCs w:val="20"/>
+          <w:rFonts w:ascii="Times New Roman" w:hAnsi="Times New Roman" w:cs="Times New Roman"/>
+          <w:i w:val="0"/>
+          <w:iCs w:val="0"/>
+          <w:color w:val="000000" w:themeColor="text1"/>
+          <w:sz w:val="24"/>
+          <w:szCs w:val="24"/>
           <w:lang w:val="en-GB"/>
         </w:rPr>
         <w:t>ARP</w:t>
       </w:r>
       <w:r>
         <w:rPr>
-          <w:b/>
-          <w:bCs/>
-          <w:i w:val="0"/>
-          <w:iCs w:val="0"/>
-          <w:color w:val="000000" w:themeColor="text1"/>
-          <w:sz w:val="20"/>
-          <w:szCs w:val="20"/>
+          <w:rFonts w:ascii="Times New Roman" w:hAnsi="Times New Roman" w:cs="Times New Roman"/>
+          <w:i w:val="0"/>
+          <w:iCs w:val="0"/>
+          <w:color w:val="000000" w:themeColor="text1"/>
+          <w:sz w:val="24"/>
+          <w:szCs w:val="24"/>
         </w:rPr>
         <w:t>-таблица.</w:t>
       </w:r>
     </w:p>
     <w:p>
       <w:pPr>
-        <w:rPr>
-          <w:rFonts w:ascii="Times New Roman" w:hAnsi="Times New Roman" w:cs="Times New Roman"/>
-          <w:sz w:val="28"/>
-          <w:szCs w:val="28"/>
-        </w:rPr>
-      </w:pPr>
-      <w:r>
-        <w:rPr>
-          <w:rFonts w:ascii="Times New Roman" w:hAnsi="Times New Roman" w:cs="Times New Roman"/>
-          <w:sz w:val="28"/>
-          <w:szCs w:val="28"/>
-        </w:rPr>
-        <w:tab/>
-        <w:t xml:space="preserve">В красном квадрате изображены </w:t>
-      </w:r>
-      <w:r>
-        <w:rPr>
-          <w:rFonts w:ascii="Times New Roman" w:hAnsi="Times New Roman" w:cs="Times New Roman"/>
-          <w:sz w:val="28"/>
-          <w:szCs w:val="28"/>
-          <w:lang w:val="en-GB"/>
-        </w:rPr>
-        <w:t>MAC</w:t>
-      </w:r>
-      <w:r>
-        <w:rPr>
-          <w:rFonts w:ascii="Times New Roman" w:hAnsi="Times New Roman" w:cs="Times New Roman"/>
-          <w:sz w:val="28"/>
-          <w:szCs w:val="28"/>
-        </w:rPr>
-        <w:t>-адреса</w:t>
+        <w:spacing w:line="259" w:lineRule="auto"/>
+        <w:rPr>
+          <w:rFonts w:ascii="Times New Roman" w:hAnsi="Times New Roman" w:cs="Times New Roman"/>
+          <w:b/>
+          <w:bCs/>
+          <w:sz w:val="28"/>
+          <w:szCs w:val="28"/>
+        </w:rPr>
+      </w:pPr>
+      <w:r>
+        <w:rPr>
+          <w:rFonts w:ascii="Times New Roman" w:hAnsi="Times New Roman" w:cs="Times New Roman"/>
+          <w:b/>
+          <w:bCs/>
+          <w:sz w:val="28"/>
+          <w:szCs w:val="28"/>
+        </w:rPr>
+        <w:br w:type="page"/>
       </w:r>
     </w:p>
     <w:p>
@@ -2513,23 +2360,7 @@
           <w:sz w:val="28"/>
           <w:szCs w:val="28"/>
         </w:rPr>
-        <w:t xml:space="preserve">В ходе лабораторной работы </w:t>
-      </w:r>
-      <w:r>
-        <w:rPr>
-          <w:rFonts w:ascii="Times New Roman" w:hAnsi="Times New Roman" w:cs="Times New Roman"/>
-          <w:sz w:val="28"/>
-          <w:szCs w:val="28"/>
-        </w:rPr>
-        <w:t>я</w:t>
-      </w:r>
-      <w:r>
-        <w:rPr>
-          <w:rFonts w:ascii="Times New Roman" w:hAnsi="Times New Roman" w:cs="Times New Roman"/>
-          <w:sz w:val="28"/>
-          <w:szCs w:val="28"/>
-        </w:rPr>
-        <w:t xml:space="preserve"> на практике отработал навыки, необходимые для работы с командной строкой операционной системы, включая запуск командной строки, ознакомление с терминалом, а также просмотр </w:t>
+        <w:t xml:space="preserve">В ходе лабораторной работы я на практике отработал навыки, необходимые для работы с командной строкой операционной системы, включая запуск командной строки, ознакомление с терминалом, а также просмотр </w:t>
       </w:r>
       <w:r>
         <w:rPr>
@@ -2891,15 +2722,6 @@
   </w:abstractNum>
   <w:num w:numId="1">
     <w:abstractNumId w:val="1"/>
-    <w:lvlOverride w:ilvl="0"/>
-    <w:lvlOverride w:ilvl="1"/>
-    <w:lvlOverride w:ilvl="2"/>
-    <w:lvlOverride w:ilvl="3"/>
-    <w:lvlOverride w:ilvl="4"/>
-    <w:lvlOverride w:ilvl="5"/>
-    <w:lvlOverride w:ilvl="6"/>
-    <w:lvlOverride w:ilvl="7"/>
-    <w:lvlOverride w:ilvl="8"/>
   </w:num>
   <w:num w:numId="2">
     <w:abstractNumId w:val="2"/>
@@ -3370,7 +3192,6 @@
   <w:style w:type="character" w:default="1" w:styleId="a0">
     <w:name w:val="Default Paragraph Font"/>
     <w:uiPriority w:val="1"/>
-    <w:semiHidden/>
     <w:unhideWhenUsed/>
   </w:style>
   <w:style w:type="table" w:default="1" w:styleId="a1">
@@ -3435,7 +3256,6 @@
     <w:basedOn w:val="a"/>
     <w:next w:val="a"/>
     <w:uiPriority w:val="35"/>
-    <w:semiHidden/>
     <w:unhideWhenUsed/>
     <w:qFormat/>
     <w:rsid w:val="00CE4D4C"/>
